--- a/Kvalitetskriterier.docx
+++ b/Kvalitetskriterier.docx
@@ -1,15 +1,1522 @@
 
 <file path=word/document.xml><?xml version="1.0" encoding="utf-8"?>
-<w:document xmlns:wpc="http://schemas.microsoft.com/office/word/2010/wordprocessingCanvas" xmlns:cx="http://schemas.microsoft.com/office/drawing/2014/chartex" xmlns:cx1="http://schemas.microsoft.com/office/drawing/2015/9/8/chartex" xmlns:cx2="http://schemas.microsoft.com/office/drawing/2015/10/21/chartex" xmlns:cx3="http://schemas.microsoft.com/office/drawing/2016/5/9/chartex" xmlns:cx4="http://schemas.microsoft.com/office/drawing/2016/5/10/chartex" xmlns:cx5="http://schemas.microsoft.com/office/drawing/2016/5/11/chartex" xmlns:cx6="http://schemas.microsoft.com/office/drawing/2016/5/12/chartex" xmlns:cx7="http://schemas.microsoft.com/office/drawing/2016/5/13/chartex" xmlns:cx8="http://schemas.microsoft.com/office/drawing/2016/5/14/chartex" xmlns:mc="http://schemas.openxmlformats.org/markup-compatibility/2006" xmlns:aink="http://schemas.microsoft.com/office/drawing/2016/ink" xmlns:am3d="http://schemas.microsoft.com/office/drawing/2017/model3d" xmlns:o="urn:schemas-microsoft-com:office:office" xmlns:oel="http://schemas.microsoft.com/office/2019/extlst" xmlns:r="http://schemas.openxmlformats.org/officeDocument/2006/relationships" xmlns:m="http://schemas.openxmlformats.org/officeDocument/2006/math" xmlns:v="urn:schemas-microsoft-com:vml" xmlns:wp14="http://schemas.microsoft.com/office/word/2010/wordprocessingDrawing" xmlns:wp="http://schemas.openxmlformats.org/drawingml/2006/wordprocessingDrawing" xmlns:w10="urn:schemas-microsoft-com:office:word" xmlns:w="http://schemas.openxmlformats.org/wordprocessingml/2006/main" xmlns:w14="http://schemas.microsoft.com/office/word/2010/wordml" xmlns:w15="http://schemas.microsoft.com/office/word/2012/wordml" xmlns:w16cex="http://schemas.microsoft.com/office/word/2018/wordml/cex" xmlns:w16cid="http://schemas.microsoft.com/office/word/2016/wordml/cid" xmlns:w16="http://schemas.microsoft.com/office/word/2018/wordml" xmlns:w16du="http://schemas.microsoft.com/office/word/2023/wordml/word16du" xmlns:w16sdtdh="http://schemas.microsoft.com/office/word/2020/wordml/sdtdatahash" xmlns:w16sdtfl="http://schemas.microsoft.com/office/word/2024/wordml/sdtformatlock" xmlns:w16se="http://schemas.microsoft.com/office/word/2015/wordml/symex" xmlns:wpg="http://schemas.microsoft.com/office/word/2010/wordprocessingGroup" xmlns:wpi="http://schemas.microsoft.com/office/word/2010/wordprocessingInk" xmlns:wne="http://schemas.microsoft.com/office/word/2006/wordml" xmlns:wps="http://schemas.microsoft.com/office/word/2010/wordprocessingShape" mc:Ignorable="w14 w15 w16se w16cid w16 w16cex w16sdtdh w16sdtfl w16du wp14">
+<w:document xmlns:wpc="http://schemas.microsoft.com/office/word/2010/wordprocessingCanvas" xmlns:cx="http://schemas.microsoft.com/office/drawing/2014/chartex" xmlns:cx1="http://schemas.microsoft.com/office/drawing/2015/9/8/chartex" xmlns:mc="http://schemas.openxmlformats.org/markup-compatibility/2006" xmlns:o="urn:schemas-microsoft-com:office:office" xmlns:r="http://schemas.openxmlformats.org/officeDocument/2006/relationships" xmlns:m="http://schemas.openxmlformats.org/officeDocument/2006/math" xmlns:v="urn:schemas-microsoft-com:vml" xmlns:wp14="http://schemas.microsoft.com/office/word/2010/wordprocessingDrawing" xmlns:wp="http://schemas.openxmlformats.org/drawingml/2006/wordprocessingDrawing" xmlns:w10="urn:schemas-microsoft-com:office:word" xmlns:w="http://schemas.openxmlformats.org/wordprocessingml/2006/main" xmlns:w14="http://schemas.microsoft.com/office/word/2010/wordml" xmlns:w15="http://schemas.microsoft.com/office/word/2012/wordml" xmlns:w16se="http://schemas.microsoft.com/office/word/2015/wordml/symex" xmlns:wpg="http://schemas.microsoft.com/office/word/2010/wordprocessingGroup" xmlns:wpi="http://schemas.microsoft.com/office/word/2010/wordprocessingInk" xmlns:wne="http://schemas.microsoft.com/office/word/2006/wordml" xmlns:wps="http://schemas.microsoft.com/office/word/2010/wordprocessingShape" mc:Ignorable="w14 w15 w16se wp14">
   <w:body>
     <w:p>
       <w:pPr>
-        <w:pStyle w:val="Overskrift1"/>
+        <w:rPr>
+          <w:rFonts w:ascii="Helvetica" w:hAnsi="Helvetica"/>
+          <w:b/>
+        </w:rPr>
       </w:pPr>
       <w:r>
+        <w:rPr>
+          <w:rFonts w:ascii="Helvetica" w:hAnsi="Helvetica"/>
+          <w:b/>
+        </w:rPr>
         <w:t>Kvalitetskriterier</w:t>
       </w:r>
     </w:p>
+    <w:p>
+      <w:pPr>
+        <w:rPr>
+          <w:rFonts w:ascii="Helvetica" w:hAnsi="Helvetica"/>
+        </w:rPr>
+      </w:pPr>
+    </w:p>
+    <w:p>
+      <w:r>
+        <w:t xml:space="preserve">Nr 1 </w:t>
+      </w:r>
+    </w:p>
+    <w:tbl>
+      <w:tblPr>
+        <w:tblW w:w="9026" w:type="dxa"/>
+        <w:tblCellMar>
+          <w:top w:w="15" w:type="dxa"/>
+          <w:left w:w="15" w:type="dxa"/>
+          <w:bottom w:w="15" w:type="dxa"/>
+          <w:right w:w="15" w:type="dxa"/>
+        </w:tblCellMar>
+        <w:tblLook w:val="04A0" w:firstRow="1" w:lastRow="0" w:firstColumn="1" w:lastColumn="0" w:noHBand="0" w:noVBand="1"/>
+      </w:tblPr>
+      <w:tblGrid>
+        <w:gridCol w:w="1881"/>
+        <w:gridCol w:w="7145"/>
+      </w:tblGrid>
+      <w:tr>
+        <w:tc>
+          <w:tcPr>
+            <w:tcW w:w="0" w:type="auto"/>
+            <w:tcBorders>
+              <w:top w:val="single" w:sz="8" w:space="0" w:color="000000"/>
+              <w:left w:val="single" w:sz="8" w:space="0" w:color="000000"/>
+              <w:bottom w:val="single" w:sz="8" w:space="0" w:color="000000"/>
+              <w:right w:val="single" w:sz="8" w:space="0" w:color="000000"/>
+            </w:tcBorders>
+            <w:tcMar>
+              <w:top w:w="100" w:type="dxa"/>
+              <w:left w:w="100" w:type="dxa"/>
+              <w:bottom w:w="100" w:type="dxa"/>
+              <w:right w:w="100" w:type="dxa"/>
+            </w:tcMar>
+            <w:hideMark/>
+          </w:tcPr>
+          <w:p>
+            <w:pPr>
+              <w:spacing w:after="0" w:line="240" w:lineRule="auto"/>
+              <w:rPr>
+                <w:rFonts w:ascii="Times New Roman" w:eastAsia="Times New Roman" w:hAnsi="Times New Roman" w:cs="Times New Roman"/>
+                <w:sz w:val="24"/>
+                <w:szCs w:val="24"/>
+                <w:lang w:eastAsia="da-DK"/>
+              </w:rPr>
+            </w:pPr>
+          </w:p>
+        </w:tc>
+        <w:tc>
+          <w:tcPr>
+            <w:tcW w:w="0" w:type="auto"/>
+            <w:tcBorders>
+              <w:top w:val="single" w:sz="8" w:space="0" w:color="000000"/>
+              <w:left w:val="single" w:sz="8" w:space="0" w:color="000000"/>
+              <w:bottom w:val="single" w:sz="8" w:space="0" w:color="000000"/>
+              <w:right w:val="single" w:sz="8" w:space="0" w:color="000000"/>
+            </w:tcBorders>
+            <w:tcMar>
+              <w:top w:w="100" w:type="dxa"/>
+              <w:left w:w="100" w:type="dxa"/>
+              <w:bottom w:w="100" w:type="dxa"/>
+              <w:right w:w="100" w:type="dxa"/>
+            </w:tcMar>
+            <w:hideMark/>
+          </w:tcPr>
+          <w:p>
+            <w:pPr>
+              <w:spacing w:after="0" w:line="240" w:lineRule="auto"/>
+              <w:rPr>
+                <w:rFonts w:ascii="Times New Roman" w:eastAsia="Times New Roman" w:hAnsi="Times New Roman" w:cs="Times New Roman"/>
+                <w:sz w:val="24"/>
+                <w:szCs w:val="24"/>
+                <w:lang w:eastAsia="da-DK"/>
+              </w:rPr>
+            </w:pPr>
+            <w:r>
+              <w:rPr>
+                <w:rFonts w:ascii="Arial" w:eastAsia="Times New Roman" w:hAnsi="Arial" w:cs="Arial"/>
+                <w:color w:val="000000"/>
+                <w:sz w:val="24"/>
+                <w:szCs w:val="24"/>
+                <w:lang w:eastAsia="da-DK"/>
+              </w:rPr>
+              <w:t>System Operation Contract</w:t>
+            </w:r>
+          </w:p>
+        </w:tc>
+      </w:tr>
+      <w:tr>
+        <w:tc>
+          <w:tcPr>
+            <w:tcW w:w="0" w:type="auto"/>
+            <w:tcBorders>
+              <w:top w:val="single" w:sz="8" w:space="0" w:color="000000"/>
+              <w:left w:val="single" w:sz="8" w:space="0" w:color="000000"/>
+              <w:bottom w:val="single" w:sz="8" w:space="0" w:color="000000"/>
+              <w:right w:val="single" w:sz="8" w:space="0" w:color="000000"/>
+            </w:tcBorders>
+            <w:tcMar>
+              <w:top w:w="100" w:type="dxa"/>
+              <w:left w:w="100" w:type="dxa"/>
+              <w:bottom w:w="100" w:type="dxa"/>
+              <w:right w:w="100" w:type="dxa"/>
+            </w:tcMar>
+            <w:hideMark/>
+          </w:tcPr>
+          <w:p>
+            <w:pPr>
+              <w:spacing w:after="0" w:line="240" w:lineRule="auto"/>
+              <w:rPr>
+                <w:rFonts w:ascii="Times New Roman" w:eastAsia="Times New Roman" w:hAnsi="Times New Roman" w:cs="Times New Roman"/>
+                <w:b/>
+                <w:sz w:val="24"/>
+                <w:szCs w:val="24"/>
+                <w:lang w:eastAsia="da-DK"/>
+              </w:rPr>
+            </w:pPr>
+            <w:r>
+              <w:rPr>
+                <w:rFonts w:ascii="Arial" w:eastAsia="Times New Roman" w:hAnsi="Arial" w:cs="Arial"/>
+                <w:b/>
+                <w:color w:val="000000"/>
+                <w:lang w:eastAsia="da-DK"/>
+              </w:rPr>
+              <w:t>Operation:</w:t>
+            </w:r>
+          </w:p>
+        </w:tc>
+        <w:tc>
+          <w:tcPr>
+            <w:tcW w:w="0" w:type="auto"/>
+            <w:tcBorders>
+              <w:top w:val="single" w:sz="8" w:space="0" w:color="000000"/>
+              <w:left w:val="single" w:sz="8" w:space="0" w:color="000000"/>
+              <w:bottom w:val="single" w:sz="8" w:space="0" w:color="000000"/>
+              <w:right w:val="single" w:sz="8" w:space="0" w:color="000000"/>
+            </w:tcBorders>
+            <w:tcMar>
+              <w:top w:w="100" w:type="dxa"/>
+              <w:left w:w="100" w:type="dxa"/>
+              <w:bottom w:w="100" w:type="dxa"/>
+              <w:right w:w="100" w:type="dxa"/>
+            </w:tcMar>
+            <w:hideMark/>
+          </w:tcPr>
+          <w:p>
+            <w:pPr>
+              <w:spacing w:after="0" w:line="240" w:lineRule="auto"/>
+              <w:rPr>
+                <w:rFonts w:ascii="Times New Roman" w:eastAsia="Times New Roman" w:hAnsi="Times New Roman" w:cs="Times New Roman"/>
+                <w:b/>
+                <w:sz w:val="24"/>
+                <w:szCs w:val="24"/>
+                <w:lang w:eastAsia="da-DK"/>
+              </w:rPr>
+            </w:pPr>
+            <w:r>
+              <w:rPr>
+                <w:rFonts w:ascii="Times New Roman" w:eastAsia="Times New Roman" w:hAnsi="Times New Roman" w:cs="Times New Roman"/>
+                <w:b/>
+                <w:sz w:val="24"/>
+                <w:szCs w:val="24"/>
+                <w:lang w:eastAsia="da-DK"/>
+              </w:rPr>
+              <w:t>vælgmedarbejde</w:t>
+            </w:r>
+          </w:p>
+        </w:tc>
+      </w:tr>
+      <w:tr>
+        <w:tc>
+          <w:tcPr>
+            <w:tcW w:w="0" w:type="auto"/>
+            <w:tcBorders>
+              <w:top w:val="single" w:sz="8" w:space="0" w:color="000000"/>
+              <w:left w:val="single" w:sz="8" w:space="0" w:color="000000"/>
+              <w:bottom w:val="single" w:sz="8" w:space="0" w:color="000000"/>
+              <w:right w:val="single" w:sz="8" w:space="0" w:color="000000"/>
+            </w:tcBorders>
+            <w:tcMar>
+              <w:top w:w="100" w:type="dxa"/>
+              <w:left w:w="100" w:type="dxa"/>
+              <w:bottom w:w="100" w:type="dxa"/>
+              <w:right w:w="100" w:type="dxa"/>
+            </w:tcMar>
+            <w:hideMark/>
+          </w:tcPr>
+          <w:p>
+            <w:pPr>
+              <w:spacing w:after="0" w:line="240" w:lineRule="auto"/>
+              <w:rPr>
+                <w:rFonts w:ascii="Times New Roman" w:eastAsia="Times New Roman" w:hAnsi="Times New Roman" w:cs="Times New Roman"/>
+                <w:sz w:val="24"/>
+                <w:szCs w:val="24"/>
+                <w:lang w:eastAsia="da-DK"/>
+              </w:rPr>
+            </w:pPr>
+            <w:r>
+              <w:rPr>
+                <w:rFonts w:ascii="Arial" w:eastAsia="Times New Roman" w:hAnsi="Arial" w:cs="Arial"/>
+                <w:color w:val="000000"/>
+                <w:lang w:eastAsia="da-DK"/>
+              </w:rPr>
+              <w:t>Cross Reference:</w:t>
+            </w:r>
+          </w:p>
+        </w:tc>
+        <w:tc>
+          <w:tcPr>
+            <w:tcW w:w="0" w:type="auto"/>
+            <w:tcBorders>
+              <w:top w:val="single" w:sz="8" w:space="0" w:color="000000"/>
+              <w:left w:val="single" w:sz="8" w:space="0" w:color="000000"/>
+              <w:bottom w:val="single" w:sz="8" w:space="0" w:color="000000"/>
+              <w:right w:val="single" w:sz="8" w:space="0" w:color="000000"/>
+            </w:tcBorders>
+            <w:tcMar>
+              <w:top w:w="100" w:type="dxa"/>
+              <w:left w:w="100" w:type="dxa"/>
+              <w:bottom w:w="100" w:type="dxa"/>
+              <w:right w:w="100" w:type="dxa"/>
+            </w:tcMar>
+            <w:hideMark/>
+          </w:tcPr>
+          <w:p>
+            <w:pPr>
+              <w:spacing w:after="0" w:line="240" w:lineRule="auto"/>
+              <w:rPr>
+                <w:rFonts w:ascii="Times New Roman" w:eastAsia="Times New Roman" w:hAnsi="Times New Roman" w:cs="Times New Roman"/>
+                <w:sz w:val="24"/>
+                <w:szCs w:val="24"/>
+                <w:lang w:eastAsia="da-DK"/>
+              </w:rPr>
+            </w:pPr>
+            <w:r>
+              <w:rPr>
+                <w:rFonts w:ascii="Times New Roman" w:eastAsia="Times New Roman" w:hAnsi="Times New Roman" w:cs="Times New Roman"/>
+                <w:sz w:val="24"/>
+                <w:szCs w:val="24"/>
+                <w:lang w:eastAsia="da-DK"/>
+              </w:rPr>
+              <w:t>Use case som er Registre</w:t>
+            </w:r>
+            <w:r>
+              <w:rPr>
+                <w:rFonts w:ascii="Times New Roman" w:eastAsia="Times New Roman" w:hAnsi="Times New Roman" w:cs="Times New Roman"/>
+                <w:sz w:val="24"/>
+                <w:szCs w:val="24"/>
+                <w:lang w:eastAsia="da-DK"/>
+              </w:rPr>
+              <w:t xml:space="preserve">r humør </w:t>
+            </w:r>
+          </w:p>
+        </w:tc>
+      </w:tr>
+      <w:tr>
+        <w:tc>
+          <w:tcPr>
+            <w:tcW w:w="0" w:type="auto"/>
+            <w:tcBorders>
+              <w:top w:val="single" w:sz="8" w:space="0" w:color="000000"/>
+              <w:left w:val="single" w:sz="8" w:space="0" w:color="000000"/>
+              <w:bottom w:val="single" w:sz="8" w:space="0" w:color="000000"/>
+              <w:right w:val="single" w:sz="8" w:space="0" w:color="000000"/>
+            </w:tcBorders>
+            <w:tcMar>
+              <w:top w:w="100" w:type="dxa"/>
+              <w:left w:w="100" w:type="dxa"/>
+              <w:bottom w:w="100" w:type="dxa"/>
+              <w:right w:w="100" w:type="dxa"/>
+            </w:tcMar>
+            <w:hideMark/>
+          </w:tcPr>
+          <w:p>
+            <w:pPr>
+              <w:spacing w:after="0" w:line="240" w:lineRule="auto"/>
+              <w:rPr>
+                <w:rFonts w:ascii="Times New Roman" w:eastAsia="Times New Roman" w:hAnsi="Times New Roman" w:cs="Times New Roman"/>
+                <w:sz w:val="24"/>
+                <w:szCs w:val="24"/>
+                <w:lang w:eastAsia="da-DK"/>
+              </w:rPr>
+            </w:pPr>
+            <w:r>
+              <w:rPr>
+                <w:rFonts w:ascii="Arial" w:eastAsia="Times New Roman" w:hAnsi="Arial" w:cs="Arial"/>
+                <w:color w:val="000000"/>
+                <w:lang w:eastAsia="da-DK"/>
+              </w:rPr>
+              <w:t>Preconditions:</w:t>
+            </w:r>
+          </w:p>
+        </w:tc>
+        <w:tc>
+          <w:tcPr>
+            <w:tcW w:w="0" w:type="auto"/>
+            <w:tcBorders>
+              <w:top w:val="single" w:sz="8" w:space="0" w:color="000000"/>
+              <w:left w:val="single" w:sz="8" w:space="0" w:color="000000"/>
+              <w:bottom w:val="single" w:sz="8" w:space="0" w:color="000000"/>
+              <w:right w:val="single" w:sz="8" w:space="0" w:color="000000"/>
+            </w:tcBorders>
+            <w:tcMar>
+              <w:top w:w="100" w:type="dxa"/>
+              <w:left w:w="100" w:type="dxa"/>
+              <w:bottom w:w="100" w:type="dxa"/>
+              <w:right w:w="100" w:type="dxa"/>
+            </w:tcMar>
+            <w:hideMark/>
+          </w:tcPr>
+          <w:p>
+            <w:pPr>
+              <w:spacing w:after="0" w:line="240" w:lineRule="auto"/>
+              <w:rPr>
+                <w:rFonts w:ascii="Times New Roman" w:eastAsia="Times New Roman" w:hAnsi="Times New Roman" w:cs="Times New Roman"/>
+                <w:sz w:val="24"/>
+                <w:szCs w:val="24"/>
+                <w:lang w:eastAsia="da-DK"/>
+              </w:rPr>
+            </w:pPr>
+            <w:r>
+              <w:rPr>
+                <w:rFonts w:ascii="Times New Roman" w:eastAsia="Times New Roman" w:hAnsi="Times New Roman" w:cs="Times New Roman"/>
+                <w:sz w:val="24"/>
+                <w:szCs w:val="24"/>
+                <w:lang w:eastAsia="da-DK"/>
+              </w:rPr>
+              <w:t>Brugeren er i gang med at registrere humør og skal vælg en medarbejd</w:t>
+            </w:r>
+          </w:p>
+        </w:tc>
+      </w:tr>
+      <w:tr>
+        <w:trPr>
+          <w:trHeight w:val="193"/>
+        </w:trPr>
+        <w:tc>
+          <w:tcPr>
+            <w:tcW w:w="0" w:type="auto"/>
+            <w:tcBorders>
+              <w:top w:val="single" w:sz="8" w:space="0" w:color="000000"/>
+              <w:left w:val="single" w:sz="8" w:space="0" w:color="000000"/>
+              <w:bottom w:val="single" w:sz="8" w:space="0" w:color="000000"/>
+              <w:right w:val="single" w:sz="8" w:space="0" w:color="000000"/>
+            </w:tcBorders>
+            <w:tcMar>
+              <w:top w:w="100" w:type="dxa"/>
+              <w:left w:w="100" w:type="dxa"/>
+              <w:bottom w:w="100" w:type="dxa"/>
+              <w:right w:w="100" w:type="dxa"/>
+            </w:tcMar>
+            <w:hideMark/>
+          </w:tcPr>
+          <w:p>
+            <w:pPr>
+              <w:spacing w:after="0" w:line="240" w:lineRule="auto"/>
+              <w:rPr>
+                <w:rFonts w:ascii="Times New Roman" w:eastAsia="Times New Roman" w:hAnsi="Times New Roman" w:cs="Times New Roman"/>
+                <w:sz w:val="24"/>
+                <w:szCs w:val="24"/>
+                <w:lang w:eastAsia="da-DK"/>
+              </w:rPr>
+            </w:pPr>
+            <w:r>
+              <w:rPr>
+                <w:rFonts w:ascii="Arial" w:eastAsia="Times New Roman" w:hAnsi="Arial" w:cs="Arial"/>
+                <w:color w:val="000000"/>
+                <w:lang w:eastAsia="da-DK"/>
+              </w:rPr>
+              <w:t>Postconditions:</w:t>
+            </w:r>
+          </w:p>
+        </w:tc>
+        <w:tc>
+          <w:tcPr>
+            <w:tcW w:w="0" w:type="auto"/>
+            <w:tcBorders>
+              <w:top w:val="single" w:sz="8" w:space="0" w:color="000000"/>
+              <w:left w:val="single" w:sz="8" w:space="0" w:color="000000"/>
+              <w:bottom w:val="single" w:sz="8" w:space="0" w:color="000000"/>
+              <w:right w:val="single" w:sz="8" w:space="0" w:color="000000"/>
+            </w:tcBorders>
+            <w:tcMar>
+              <w:top w:w="100" w:type="dxa"/>
+              <w:left w:w="100" w:type="dxa"/>
+              <w:bottom w:w="100" w:type="dxa"/>
+              <w:right w:w="100" w:type="dxa"/>
+            </w:tcMar>
+            <w:hideMark/>
+          </w:tcPr>
+          <w:p>
+            <w:pPr>
+              <w:spacing w:after="0" w:line="240" w:lineRule="auto"/>
+              <w:rPr>
+                <w:rFonts w:ascii="Times New Roman" w:eastAsia="Times New Roman" w:hAnsi="Times New Roman" w:cs="Times New Roman"/>
+                <w:sz w:val="24"/>
+                <w:szCs w:val="24"/>
+                <w:lang w:eastAsia="da-DK"/>
+              </w:rPr>
+            </w:pPr>
+            <w:r>
+              <w:rPr>
+                <w:rFonts w:ascii="Times New Roman" w:eastAsia="Times New Roman" w:hAnsi="Times New Roman" w:cs="Times New Roman"/>
+                <w:sz w:val="24"/>
+                <w:szCs w:val="24"/>
+                <w:lang w:eastAsia="da-DK"/>
+              </w:rPr>
+              <w:t xml:space="preserve">Brugeren har væalg en medarbejde og system sprøger efter medarbejdes nummer </w:t>
+            </w:r>
+          </w:p>
+        </w:tc>
+      </w:tr>
+      <w:tr>
+        <w:tc>
+          <w:tcPr>
+            <w:tcW w:w="0" w:type="auto"/>
+            <w:tcBorders>
+              <w:top w:val="single" w:sz="8" w:space="0" w:color="000000"/>
+              <w:left w:val="single" w:sz="8" w:space="0" w:color="000000"/>
+              <w:bottom w:val="single" w:sz="8" w:space="0" w:color="000000"/>
+              <w:right w:val="single" w:sz="8" w:space="0" w:color="000000"/>
+            </w:tcBorders>
+            <w:tcMar>
+              <w:top w:w="100" w:type="dxa"/>
+              <w:left w:w="100" w:type="dxa"/>
+              <w:bottom w:w="100" w:type="dxa"/>
+              <w:right w:w="100" w:type="dxa"/>
+            </w:tcMar>
+            <w:hideMark/>
+          </w:tcPr>
+          <w:p>
+            <w:pPr>
+              <w:spacing w:after="0" w:line="240" w:lineRule="auto"/>
+              <w:rPr>
+                <w:rFonts w:ascii="Times New Roman" w:eastAsia="Times New Roman" w:hAnsi="Times New Roman" w:cs="Times New Roman"/>
+                <w:sz w:val="24"/>
+                <w:szCs w:val="24"/>
+                <w:lang w:eastAsia="da-DK"/>
+              </w:rPr>
+            </w:pPr>
+            <w:r>
+              <w:rPr>
+                <w:rFonts w:ascii="Arial" w:eastAsia="Times New Roman" w:hAnsi="Arial" w:cs="Arial"/>
+                <w:color w:val="000000"/>
+                <w:lang w:eastAsia="da-DK"/>
+              </w:rPr>
+              <w:t>Output:</w:t>
+            </w:r>
+          </w:p>
+        </w:tc>
+        <w:tc>
+          <w:tcPr>
+            <w:tcW w:w="0" w:type="auto"/>
+            <w:tcBorders>
+              <w:top w:val="single" w:sz="8" w:space="0" w:color="000000"/>
+              <w:left w:val="single" w:sz="8" w:space="0" w:color="000000"/>
+              <w:bottom w:val="single" w:sz="8" w:space="0" w:color="000000"/>
+              <w:right w:val="single" w:sz="8" w:space="0" w:color="000000"/>
+            </w:tcBorders>
+            <w:tcMar>
+              <w:top w:w="100" w:type="dxa"/>
+              <w:left w:w="100" w:type="dxa"/>
+              <w:bottom w:w="100" w:type="dxa"/>
+              <w:right w:w="100" w:type="dxa"/>
+            </w:tcMar>
+            <w:hideMark/>
+          </w:tcPr>
+          <w:p>
+            <w:pPr>
+              <w:spacing w:after="0" w:line="240" w:lineRule="auto"/>
+              <w:rPr>
+                <w:rFonts w:ascii="Times New Roman" w:eastAsia="Times New Roman" w:hAnsi="Times New Roman" w:cs="Times New Roman"/>
+                <w:sz w:val="24"/>
+                <w:szCs w:val="24"/>
+                <w:lang w:eastAsia="da-DK"/>
+              </w:rPr>
+            </w:pPr>
+            <w:r>
+              <w:rPr>
+                <w:rFonts w:ascii="Times New Roman" w:eastAsia="Times New Roman" w:hAnsi="Times New Roman" w:cs="Times New Roman"/>
+                <w:sz w:val="24"/>
+                <w:szCs w:val="24"/>
+                <w:lang w:eastAsia="da-DK"/>
+              </w:rPr>
+              <w:t xml:space="preserve">System spørg efter medarbejde s nummer </w:t>
+            </w:r>
+          </w:p>
+        </w:tc>
+      </w:tr>
+    </w:tbl>
+    <w:p/>
+    <w:p/>
+    <w:p>
+      <w:r>
+        <w:t>Nr 2</w:t>
+      </w:r>
+    </w:p>
+    <w:tbl>
+      <w:tblPr>
+        <w:tblW w:w="9026" w:type="dxa"/>
+        <w:tblCellMar>
+          <w:top w:w="15" w:type="dxa"/>
+          <w:left w:w="15" w:type="dxa"/>
+          <w:bottom w:w="15" w:type="dxa"/>
+          <w:right w:w="15" w:type="dxa"/>
+        </w:tblCellMar>
+        <w:tblLook w:val="04A0" w:firstRow="1" w:lastRow="0" w:firstColumn="1" w:lastColumn="0" w:noHBand="0" w:noVBand="1"/>
+      </w:tblPr>
+      <w:tblGrid>
+        <w:gridCol w:w="1889"/>
+        <w:gridCol w:w="7137"/>
+      </w:tblGrid>
+      <w:tr>
+        <w:tc>
+          <w:tcPr>
+            <w:tcW w:w="0" w:type="auto"/>
+            <w:tcBorders>
+              <w:top w:val="single" w:sz="8" w:space="0" w:color="000000"/>
+              <w:left w:val="single" w:sz="8" w:space="0" w:color="000000"/>
+              <w:bottom w:val="single" w:sz="8" w:space="0" w:color="000000"/>
+              <w:right w:val="single" w:sz="8" w:space="0" w:color="000000"/>
+            </w:tcBorders>
+            <w:tcMar>
+              <w:top w:w="100" w:type="dxa"/>
+              <w:left w:w="100" w:type="dxa"/>
+              <w:bottom w:w="100" w:type="dxa"/>
+              <w:right w:w="100" w:type="dxa"/>
+            </w:tcMar>
+            <w:hideMark/>
+          </w:tcPr>
+          <w:p>
+            <w:pPr>
+              <w:spacing w:after="0" w:line="240" w:lineRule="auto"/>
+              <w:rPr>
+                <w:rFonts w:ascii="Times New Roman" w:eastAsia="Times New Roman" w:hAnsi="Times New Roman" w:cs="Times New Roman"/>
+                <w:sz w:val="24"/>
+                <w:szCs w:val="24"/>
+                <w:lang w:eastAsia="da-DK"/>
+              </w:rPr>
+            </w:pPr>
+          </w:p>
+        </w:tc>
+        <w:tc>
+          <w:tcPr>
+            <w:tcW w:w="0" w:type="auto"/>
+            <w:tcBorders>
+              <w:top w:val="single" w:sz="8" w:space="0" w:color="000000"/>
+              <w:left w:val="single" w:sz="8" w:space="0" w:color="000000"/>
+              <w:bottom w:val="single" w:sz="8" w:space="0" w:color="000000"/>
+              <w:right w:val="single" w:sz="8" w:space="0" w:color="000000"/>
+            </w:tcBorders>
+            <w:tcMar>
+              <w:top w:w="100" w:type="dxa"/>
+              <w:left w:w="100" w:type="dxa"/>
+              <w:bottom w:w="100" w:type="dxa"/>
+              <w:right w:w="100" w:type="dxa"/>
+            </w:tcMar>
+            <w:hideMark/>
+          </w:tcPr>
+          <w:p>
+            <w:pPr>
+              <w:spacing w:after="0" w:line="240" w:lineRule="auto"/>
+              <w:rPr>
+                <w:rFonts w:ascii="Times New Roman" w:eastAsia="Times New Roman" w:hAnsi="Times New Roman" w:cs="Times New Roman"/>
+                <w:sz w:val="24"/>
+                <w:szCs w:val="24"/>
+                <w:lang w:eastAsia="da-DK"/>
+              </w:rPr>
+            </w:pPr>
+            <w:r>
+              <w:rPr>
+                <w:rFonts w:ascii="Arial" w:eastAsia="Times New Roman" w:hAnsi="Arial" w:cs="Arial"/>
+                <w:color w:val="000000"/>
+                <w:sz w:val="24"/>
+                <w:szCs w:val="24"/>
+                <w:lang w:eastAsia="da-DK"/>
+              </w:rPr>
+              <w:t>System Operation Contract</w:t>
+            </w:r>
+          </w:p>
+        </w:tc>
+      </w:tr>
+      <w:tr>
+        <w:tc>
+          <w:tcPr>
+            <w:tcW w:w="0" w:type="auto"/>
+            <w:tcBorders>
+              <w:top w:val="single" w:sz="8" w:space="0" w:color="000000"/>
+              <w:left w:val="single" w:sz="8" w:space="0" w:color="000000"/>
+              <w:bottom w:val="single" w:sz="8" w:space="0" w:color="000000"/>
+              <w:right w:val="single" w:sz="8" w:space="0" w:color="000000"/>
+            </w:tcBorders>
+            <w:tcMar>
+              <w:top w:w="100" w:type="dxa"/>
+              <w:left w:w="100" w:type="dxa"/>
+              <w:bottom w:w="100" w:type="dxa"/>
+              <w:right w:w="100" w:type="dxa"/>
+            </w:tcMar>
+            <w:hideMark/>
+          </w:tcPr>
+          <w:p>
+            <w:pPr>
+              <w:spacing w:after="0" w:line="240" w:lineRule="auto"/>
+              <w:rPr>
+                <w:rFonts w:ascii="Times New Roman" w:eastAsia="Times New Roman" w:hAnsi="Times New Roman" w:cs="Times New Roman"/>
+                <w:b/>
+                <w:sz w:val="24"/>
+                <w:szCs w:val="24"/>
+                <w:lang w:eastAsia="da-DK"/>
+              </w:rPr>
+            </w:pPr>
+            <w:r>
+              <w:rPr>
+                <w:rFonts w:ascii="Arial" w:eastAsia="Times New Roman" w:hAnsi="Arial" w:cs="Arial"/>
+                <w:b/>
+                <w:color w:val="000000"/>
+                <w:lang w:eastAsia="da-DK"/>
+              </w:rPr>
+              <w:t>Operation:</w:t>
+            </w:r>
+          </w:p>
+        </w:tc>
+        <w:tc>
+          <w:tcPr>
+            <w:tcW w:w="0" w:type="auto"/>
+            <w:tcBorders>
+              <w:top w:val="single" w:sz="8" w:space="0" w:color="000000"/>
+              <w:left w:val="single" w:sz="8" w:space="0" w:color="000000"/>
+              <w:bottom w:val="single" w:sz="8" w:space="0" w:color="000000"/>
+              <w:right w:val="single" w:sz="8" w:space="0" w:color="000000"/>
+            </w:tcBorders>
+            <w:tcMar>
+              <w:top w:w="100" w:type="dxa"/>
+              <w:left w:w="100" w:type="dxa"/>
+              <w:bottom w:w="100" w:type="dxa"/>
+              <w:right w:w="100" w:type="dxa"/>
+            </w:tcMar>
+            <w:hideMark/>
+          </w:tcPr>
+          <w:p>
+            <w:pPr>
+              <w:spacing w:after="0" w:line="240" w:lineRule="auto"/>
+              <w:rPr>
+                <w:rFonts w:ascii="Times New Roman" w:eastAsia="Times New Roman" w:hAnsi="Times New Roman" w:cs="Times New Roman"/>
+                <w:b/>
+                <w:sz w:val="24"/>
+                <w:szCs w:val="24"/>
+                <w:lang w:eastAsia="da-DK"/>
+              </w:rPr>
+            </w:pPr>
+            <w:r>
+              <w:rPr>
+                <w:rFonts w:ascii="Times New Roman" w:eastAsia="Times New Roman" w:hAnsi="Times New Roman" w:cs="Times New Roman"/>
+                <w:b/>
+                <w:sz w:val="24"/>
+                <w:szCs w:val="24"/>
+                <w:lang w:eastAsia="da-DK"/>
+              </w:rPr>
+              <w:t xml:space="preserve">Indtastmedarbejdenr </w:t>
+            </w:r>
+          </w:p>
+        </w:tc>
+      </w:tr>
+      <w:tr>
+        <w:tc>
+          <w:tcPr>
+            <w:tcW w:w="0" w:type="auto"/>
+            <w:tcBorders>
+              <w:top w:val="single" w:sz="8" w:space="0" w:color="000000"/>
+              <w:left w:val="single" w:sz="8" w:space="0" w:color="000000"/>
+              <w:bottom w:val="single" w:sz="8" w:space="0" w:color="000000"/>
+              <w:right w:val="single" w:sz="8" w:space="0" w:color="000000"/>
+            </w:tcBorders>
+            <w:tcMar>
+              <w:top w:w="100" w:type="dxa"/>
+              <w:left w:w="100" w:type="dxa"/>
+              <w:bottom w:w="100" w:type="dxa"/>
+              <w:right w:w="100" w:type="dxa"/>
+            </w:tcMar>
+            <w:hideMark/>
+          </w:tcPr>
+          <w:p>
+            <w:pPr>
+              <w:spacing w:after="0" w:line="240" w:lineRule="auto"/>
+              <w:rPr>
+                <w:rFonts w:ascii="Times New Roman" w:eastAsia="Times New Roman" w:hAnsi="Times New Roman" w:cs="Times New Roman"/>
+                <w:sz w:val="24"/>
+                <w:szCs w:val="24"/>
+                <w:lang w:eastAsia="da-DK"/>
+              </w:rPr>
+            </w:pPr>
+            <w:r>
+              <w:rPr>
+                <w:rFonts w:ascii="Arial" w:eastAsia="Times New Roman" w:hAnsi="Arial" w:cs="Arial"/>
+                <w:color w:val="000000"/>
+                <w:lang w:eastAsia="da-DK"/>
+              </w:rPr>
+              <w:t>Cross Reference:</w:t>
+            </w:r>
+          </w:p>
+        </w:tc>
+        <w:tc>
+          <w:tcPr>
+            <w:tcW w:w="0" w:type="auto"/>
+            <w:tcBorders>
+              <w:top w:val="single" w:sz="8" w:space="0" w:color="000000"/>
+              <w:left w:val="single" w:sz="8" w:space="0" w:color="000000"/>
+              <w:bottom w:val="single" w:sz="8" w:space="0" w:color="000000"/>
+              <w:right w:val="single" w:sz="8" w:space="0" w:color="000000"/>
+            </w:tcBorders>
+            <w:tcMar>
+              <w:top w:w="100" w:type="dxa"/>
+              <w:left w:w="100" w:type="dxa"/>
+              <w:bottom w:w="100" w:type="dxa"/>
+              <w:right w:w="100" w:type="dxa"/>
+            </w:tcMar>
+            <w:hideMark/>
+          </w:tcPr>
+          <w:p>
+            <w:pPr>
+              <w:spacing w:after="0" w:line="240" w:lineRule="auto"/>
+              <w:rPr>
+                <w:rFonts w:ascii="Times New Roman" w:eastAsia="Times New Roman" w:hAnsi="Times New Roman" w:cs="Times New Roman"/>
+                <w:sz w:val="24"/>
+                <w:szCs w:val="24"/>
+                <w:lang w:eastAsia="da-DK"/>
+              </w:rPr>
+            </w:pPr>
+            <w:r>
+              <w:rPr>
+                <w:rFonts w:ascii="Times New Roman" w:eastAsia="Times New Roman" w:hAnsi="Times New Roman" w:cs="Times New Roman"/>
+                <w:sz w:val="24"/>
+                <w:szCs w:val="24"/>
+                <w:lang w:eastAsia="da-DK"/>
+              </w:rPr>
+              <w:t xml:space="preserve">Use case som er Registrer humør </w:t>
+            </w:r>
+          </w:p>
+        </w:tc>
+      </w:tr>
+      <w:tr>
+        <w:tc>
+          <w:tcPr>
+            <w:tcW w:w="0" w:type="auto"/>
+            <w:tcBorders>
+              <w:top w:val="single" w:sz="8" w:space="0" w:color="000000"/>
+              <w:left w:val="single" w:sz="8" w:space="0" w:color="000000"/>
+              <w:bottom w:val="single" w:sz="8" w:space="0" w:color="000000"/>
+              <w:right w:val="single" w:sz="8" w:space="0" w:color="000000"/>
+            </w:tcBorders>
+            <w:tcMar>
+              <w:top w:w="100" w:type="dxa"/>
+              <w:left w:w="100" w:type="dxa"/>
+              <w:bottom w:w="100" w:type="dxa"/>
+              <w:right w:w="100" w:type="dxa"/>
+            </w:tcMar>
+            <w:hideMark/>
+          </w:tcPr>
+          <w:p>
+            <w:pPr>
+              <w:spacing w:after="0" w:line="240" w:lineRule="auto"/>
+              <w:rPr>
+                <w:rFonts w:ascii="Times New Roman" w:eastAsia="Times New Roman" w:hAnsi="Times New Roman" w:cs="Times New Roman"/>
+                <w:sz w:val="24"/>
+                <w:szCs w:val="24"/>
+                <w:lang w:eastAsia="da-DK"/>
+              </w:rPr>
+            </w:pPr>
+            <w:r>
+              <w:rPr>
+                <w:rFonts w:ascii="Arial" w:eastAsia="Times New Roman" w:hAnsi="Arial" w:cs="Arial"/>
+                <w:color w:val="000000"/>
+                <w:lang w:eastAsia="da-DK"/>
+              </w:rPr>
+              <w:t>Preconditions:</w:t>
+            </w:r>
+          </w:p>
+        </w:tc>
+        <w:tc>
+          <w:tcPr>
+            <w:tcW w:w="0" w:type="auto"/>
+            <w:tcBorders>
+              <w:top w:val="single" w:sz="8" w:space="0" w:color="000000"/>
+              <w:left w:val="single" w:sz="8" w:space="0" w:color="000000"/>
+              <w:bottom w:val="single" w:sz="8" w:space="0" w:color="000000"/>
+              <w:right w:val="single" w:sz="8" w:space="0" w:color="000000"/>
+            </w:tcBorders>
+            <w:tcMar>
+              <w:top w:w="100" w:type="dxa"/>
+              <w:left w:w="100" w:type="dxa"/>
+              <w:bottom w:w="100" w:type="dxa"/>
+              <w:right w:w="100" w:type="dxa"/>
+            </w:tcMar>
+            <w:hideMark/>
+          </w:tcPr>
+          <w:p>
+            <w:pPr>
+              <w:spacing w:after="0" w:line="240" w:lineRule="auto"/>
+              <w:rPr>
+                <w:rFonts w:ascii="Times New Roman" w:eastAsia="Times New Roman" w:hAnsi="Times New Roman" w:cs="Times New Roman"/>
+                <w:sz w:val="24"/>
+                <w:szCs w:val="24"/>
+                <w:lang w:eastAsia="da-DK"/>
+              </w:rPr>
+            </w:pPr>
+            <w:r>
+              <w:rPr>
+                <w:rFonts w:ascii="Times New Roman" w:eastAsia="Times New Roman" w:hAnsi="Times New Roman" w:cs="Times New Roman"/>
+                <w:sz w:val="24"/>
+                <w:szCs w:val="24"/>
+                <w:lang w:eastAsia="da-DK"/>
+              </w:rPr>
+              <w:t xml:space="preserve">Brugeren har valgt en medarbejder som system vil have medarbejdes nummer </w:t>
+            </w:r>
+          </w:p>
+        </w:tc>
+      </w:tr>
+      <w:tr>
+        <w:trPr>
+          <w:trHeight w:val="193"/>
+        </w:trPr>
+        <w:tc>
+          <w:tcPr>
+            <w:tcW w:w="0" w:type="auto"/>
+            <w:tcBorders>
+              <w:top w:val="single" w:sz="8" w:space="0" w:color="000000"/>
+              <w:left w:val="single" w:sz="8" w:space="0" w:color="000000"/>
+              <w:bottom w:val="single" w:sz="8" w:space="0" w:color="000000"/>
+              <w:right w:val="single" w:sz="8" w:space="0" w:color="000000"/>
+            </w:tcBorders>
+            <w:tcMar>
+              <w:top w:w="100" w:type="dxa"/>
+              <w:left w:w="100" w:type="dxa"/>
+              <w:bottom w:w="100" w:type="dxa"/>
+              <w:right w:w="100" w:type="dxa"/>
+            </w:tcMar>
+            <w:hideMark/>
+          </w:tcPr>
+          <w:p>
+            <w:pPr>
+              <w:spacing w:after="0" w:line="240" w:lineRule="auto"/>
+              <w:rPr>
+                <w:rFonts w:ascii="Times New Roman" w:eastAsia="Times New Roman" w:hAnsi="Times New Roman" w:cs="Times New Roman"/>
+                <w:sz w:val="24"/>
+                <w:szCs w:val="24"/>
+                <w:lang w:eastAsia="da-DK"/>
+              </w:rPr>
+            </w:pPr>
+            <w:r>
+              <w:rPr>
+                <w:rFonts w:ascii="Arial" w:eastAsia="Times New Roman" w:hAnsi="Arial" w:cs="Arial"/>
+                <w:color w:val="000000"/>
+                <w:lang w:eastAsia="da-DK"/>
+              </w:rPr>
+              <w:t>Postconditions:</w:t>
+            </w:r>
+          </w:p>
+        </w:tc>
+        <w:tc>
+          <w:tcPr>
+            <w:tcW w:w="0" w:type="auto"/>
+            <w:tcBorders>
+              <w:top w:val="single" w:sz="8" w:space="0" w:color="000000"/>
+              <w:left w:val="single" w:sz="8" w:space="0" w:color="000000"/>
+              <w:bottom w:val="single" w:sz="8" w:space="0" w:color="000000"/>
+              <w:right w:val="single" w:sz="8" w:space="0" w:color="000000"/>
+            </w:tcBorders>
+            <w:tcMar>
+              <w:top w:w="100" w:type="dxa"/>
+              <w:left w:w="100" w:type="dxa"/>
+              <w:bottom w:w="100" w:type="dxa"/>
+              <w:right w:w="100" w:type="dxa"/>
+            </w:tcMar>
+            <w:hideMark/>
+          </w:tcPr>
+          <w:p>
+            <w:pPr>
+              <w:spacing w:after="0" w:line="240" w:lineRule="auto"/>
+              <w:rPr>
+                <w:rFonts w:ascii="Times New Roman" w:eastAsia="Times New Roman" w:hAnsi="Times New Roman" w:cs="Times New Roman"/>
+                <w:sz w:val="24"/>
+                <w:szCs w:val="24"/>
+                <w:lang w:eastAsia="da-DK"/>
+              </w:rPr>
+            </w:pPr>
+            <w:r>
+              <w:rPr>
+                <w:rFonts w:ascii="Times New Roman" w:eastAsia="Times New Roman" w:hAnsi="Times New Roman" w:cs="Times New Roman"/>
+                <w:sz w:val="24"/>
+                <w:szCs w:val="24"/>
+                <w:lang w:eastAsia="da-DK"/>
+              </w:rPr>
+              <w:t xml:space="preserve">System har fået medarbejdes nummer og viser smileys  </w:t>
+            </w:r>
+          </w:p>
+        </w:tc>
+      </w:tr>
+      <w:tr>
+        <w:tc>
+          <w:tcPr>
+            <w:tcW w:w="0" w:type="auto"/>
+            <w:tcBorders>
+              <w:top w:val="single" w:sz="8" w:space="0" w:color="000000"/>
+              <w:left w:val="single" w:sz="8" w:space="0" w:color="000000"/>
+              <w:bottom w:val="single" w:sz="8" w:space="0" w:color="000000"/>
+              <w:right w:val="single" w:sz="8" w:space="0" w:color="000000"/>
+            </w:tcBorders>
+            <w:tcMar>
+              <w:top w:w="100" w:type="dxa"/>
+              <w:left w:w="100" w:type="dxa"/>
+              <w:bottom w:w="100" w:type="dxa"/>
+              <w:right w:w="100" w:type="dxa"/>
+            </w:tcMar>
+            <w:hideMark/>
+          </w:tcPr>
+          <w:p>
+            <w:pPr>
+              <w:spacing w:after="0" w:line="240" w:lineRule="auto"/>
+              <w:rPr>
+                <w:rFonts w:ascii="Times New Roman" w:eastAsia="Times New Roman" w:hAnsi="Times New Roman" w:cs="Times New Roman"/>
+                <w:sz w:val="24"/>
+                <w:szCs w:val="24"/>
+                <w:lang w:eastAsia="da-DK"/>
+              </w:rPr>
+            </w:pPr>
+            <w:r>
+              <w:rPr>
+                <w:rFonts w:ascii="Arial" w:eastAsia="Times New Roman" w:hAnsi="Arial" w:cs="Arial"/>
+                <w:color w:val="000000"/>
+                <w:lang w:eastAsia="da-DK"/>
+              </w:rPr>
+              <w:t>Output:</w:t>
+            </w:r>
+          </w:p>
+        </w:tc>
+        <w:tc>
+          <w:tcPr>
+            <w:tcW w:w="0" w:type="auto"/>
+            <w:tcBorders>
+              <w:top w:val="single" w:sz="8" w:space="0" w:color="000000"/>
+              <w:left w:val="single" w:sz="8" w:space="0" w:color="000000"/>
+              <w:bottom w:val="single" w:sz="8" w:space="0" w:color="000000"/>
+              <w:right w:val="single" w:sz="8" w:space="0" w:color="000000"/>
+            </w:tcBorders>
+            <w:tcMar>
+              <w:top w:w="100" w:type="dxa"/>
+              <w:left w:w="100" w:type="dxa"/>
+              <w:bottom w:w="100" w:type="dxa"/>
+              <w:right w:w="100" w:type="dxa"/>
+            </w:tcMar>
+            <w:hideMark/>
+          </w:tcPr>
+          <w:p>
+            <w:pPr>
+              <w:spacing w:after="0" w:line="240" w:lineRule="auto"/>
+              <w:rPr>
+                <w:rFonts w:ascii="Times New Roman" w:eastAsia="Times New Roman" w:hAnsi="Times New Roman" w:cs="Times New Roman"/>
+                <w:sz w:val="24"/>
+                <w:szCs w:val="24"/>
+                <w:lang w:eastAsia="da-DK"/>
+              </w:rPr>
+            </w:pPr>
+            <w:r>
+              <w:rPr>
+                <w:rFonts w:ascii="Times New Roman" w:eastAsia="Times New Roman" w:hAnsi="Times New Roman" w:cs="Times New Roman"/>
+                <w:sz w:val="24"/>
+                <w:szCs w:val="24"/>
+                <w:lang w:eastAsia="da-DK"/>
+              </w:rPr>
+              <w:t xml:space="preserve">System  viser smileys  </w:t>
+            </w:r>
+          </w:p>
+        </w:tc>
+      </w:tr>
+    </w:tbl>
+    <w:p/>
+    <w:p/>
+    <w:p/>
+    <w:p/>
+    <w:p/>
+    <w:p/>
+    <w:p/>
+    <w:p/>
+    <w:p/>
+    <w:p>
+      <w:r>
+        <w:t>Nr 3</w:t>
+      </w:r>
+    </w:p>
+    <w:tbl>
+      <w:tblPr>
+        <w:tblW w:w="9026" w:type="dxa"/>
+        <w:tblCellMar>
+          <w:top w:w="15" w:type="dxa"/>
+          <w:left w:w="15" w:type="dxa"/>
+          <w:bottom w:w="15" w:type="dxa"/>
+          <w:right w:w="15" w:type="dxa"/>
+        </w:tblCellMar>
+        <w:tblLook w:val="04A0" w:firstRow="1" w:lastRow="0" w:firstColumn="1" w:lastColumn="0" w:noHBand="0" w:noVBand="1"/>
+      </w:tblPr>
+      <w:tblGrid>
+        <w:gridCol w:w="2345"/>
+        <w:gridCol w:w="6681"/>
+      </w:tblGrid>
+      <w:tr>
+        <w:tc>
+          <w:tcPr>
+            <w:tcW w:w="0" w:type="auto"/>
+            <w:tcBorders>
+              <w:top w:val="single" w:sz="8" w:space="0" w:color="000000"/>
+              <w:left w:val="single" w:sz="8" w:space="0" w:color="000000"/>
+              <w:bottom w:val="single" w:sz="8" w:space="0" w:color="000000"/>
+              <w:right w:val="single" w:sz="8" w:space="0" w:color="000000"/>
+            </w:tcBorders>
+            <w:tcMar>
+              <w:top w:w="100" w:type="dxa"/>
+              <w:left w:w="100" w:type="dxa"/>
+              <w:bottom w:w="100" w:type="dxa"/>
+              <w:right w:w="100" w:type="dxa"/>
+            </w:tcMar>
+            <w:hideMark/>
+          </w:tcPr>
+          <w:p>
+            <w:pPr>
+              <w:spacing w:after="0" w:line="240" w:lineRule="auto"/>
+              <w:rPr>
+                <w:rFonts w:ascii="Times New Roman" w:eastAsia="Times New Roman" w:hAnsi="Times New Roman" w:cs="Times New Roman"/>
+                <w:sz w:val="24"/>
+                <w:szCs w:val="24"/>
+                <w:lang w:eastAsia="da-DK"/>
+              </w:rPr>
+            </w:pPr>
+          </w:p>
+        </w:tc>
+        <w:tc>
+          <w:tcPr>
+            <w:tcW w:w="0" w:type="auto"/>
+            <w:tcBorders>
+              <w:top w:val="single" w:sz="8" w:space="0" w:color="000000"/>
+              <w:left w:val="single" w:sz="8" w:space="0" w:color="000000"/>
+              <w:bottom w:val="single" w:sz="8" w:space="0" w:color="000000"/>
+              <w:right w:val="single" w:sz="8" w:space="0" w:color="000000"/>
+            </w:tcBorders>
+            <w:tcMar>
+              <w:top w:w="100" w:type="dxa"/>
+              <w:left w:w="100" w:type="dxa"/>
+              <w:bottom w:w="100" w:type="dxa"/>
+              <w:right w:w="100" w:type="dxa"/>
+            </w:tcMar>
+            <w:hideMark/>
+          </w:tcPr>
+          <w:p>
+            <w:pPr>
+              <w:spacing w:after="0" w:line="240" w:lineRule="auto"/>
+              <w:rPr>
+                <w:rFonts w:ascii="Times New Roman" w:eastAsia="Times New Roman" w:hAnsi="Times New Roman" w:cs="Times New Roman"/>
+                <w:sz w:val="24"/>
+                <w:szCs w:val="24"/>
+                <w:lang w:eastAsia="da-DK"/>
+              </w:rPr>
+            </w:pPr>
+            <w:r>
+              <w:rPr>
+                <w:rFonts w:ascii="Arial" w:eastAsia="Times New Roman" w:hAnsi="Arial" w:cs="Arial"/>
+                <w:color w:val="000000"/>
+                <w:sz w:val="24"/>
+                <w:szCs w:val="24"/>
+                <w:lang w:eastAsia="da-DK"/>
+              </w:rPr>
+              <w:t>System Operation Contract</w:t>
+            </w:r>
+          </w:p>
+        </w:tc>
+      </w:tr>
+      <w:tr>
+        <w:tc>
+          <w:tcPr>
+            <w:tcW w:w="0" w:type="auto"/>
+            <w:tcBorders>
+              <w:top w:val="single" w:sz="8" w:space="0" w:color="000000"/>
+              <w:left w:val="single" w:sz="8" w:space="0" w:color="000000"/>
+              <w:bottom w:val="single" w:sz="8" w:space="0" w:color="000000"/>
+              <w:right w:val="single" w:sz="8" w:space="0" w:color="000000"/>
+            </w:tcBorders>
+            <w:tcMar>
+              <w:top w:w="100" w:type="dxa"/>
+              <w:left w:w="100" w:type="dxa"/>
+              <w:bottom w:w="100" w:type="dxa"/>
+              <w:right w:w="100" w:type="dxa"/>
+            </w:tcMar>
+            <w:hideMark/>
+          </w:tcPr>
+          <w:p>
+            <w:pPr>
+              <w:spacing w:after="0" w:line="240" w:lineRule="auto"/>
+              <w:rPr>
+                <w:rFonts w:ascii="Times New Roman" w:eastAsia="Times New Roman" w:hAnsi="Times New Roman" w:cs="Times New Roman"/>
+                <w:b/>
+                <w:sz w:val="24"/>
+                <w:szCs w:val="24"/>
+                <w:lang w:eastAsia="da-DK"/>
+              </w:rPr>
+            </w:pPr>
+            <w:r>
+              <w:rPr>
+                <w:rFonts w:ascii="Arial" w:eastAsia="Times New Roman" w:hAnsi="Arial" w:cs="Arial"/>
+                <w:b/>
+                <w:color w:val="000000"/>
+                <w:lang w:eastAsia="da-DK"/>
+              </w:rPr>
+              <w:t>Operation:</w:t>
+            </w:r>
+          </w:p>
+        </w:tc>
+        <w:tc>
+          <w:tcPr>
+            <w:tcW w:w="0" w:type="auto"/>
+            <w:tcBorders>
+              <w:top w:val="single" w:sz="8" w:space="0" w:color="000000"/>
+              <w:left w:val="single" w:sz="8" w:space="0" w:color="000000"/>
+              <w:bottom w:val="single" w:sz="8" w:space="0" w:color="000000"/>
+              <w:right w:val="single" w:sz="8" w:space="0" w:color="000000"/>
+            </w:tcBorders>
+            <w:tcMar>
+              <w:top w:w="100" w:type="dxa"/>
+              <w:left w:w="100" w:type="dxa"/>
+              <w:bottom w:w="100" w:type="dxa"/>
+              <w:right w:w="100" w:type="dxa"/>
+            </w:tcMar>
+            <w:hideMark/>
+          </w:tcPr>
+          <w:p>
+            <w:pPr>
+              <w:spacing w:after="0" w:line="240" w:lineRule="auto"/>
+              <w:rPr>
+                <w:rFonts w:ascii="Times New Roman" w:eastAsia="Times New Roman" w:hAnsi="Times New Roman" w:cs="Times New Roman"/>
+                <w:b/>
+                <w:sz w:val="24"/>
+                <w:szCs w:val="24"/>
+                <w:lang w:eastAsia="da-DK"/>
+              </w:rPr>
+            </w:pPr>
+            <w:r>
+              <w:rPr>
+                <w:rFonts w:ascii="Times New Roman" w:eastAsia="Times New Roman" w:hAnsi="Times New Roman" w:cs="Times New Roman"/>
+                <w:b/>
+                <w:sz w:val="24"/>
+                <w:szCs w:val="24"/>
+                <w:lang w:eastAsia="da-DK"/>
+              </w:rPr>
+              <w:t xml:space="preserve">Vælgsmiley </w:t>
+            </w:r>
+            <w:r>
+              <w:rPr>
+                <w:rFonts w:ascii="Times New Roman" w:eastAsia="Times New Roman" w:hAnsi="Times New Roman" w:cs="Times New Roman"/>
+                <w:b/>
+                <w:sz w:val="24"/>
+                <w:szCs w:val="24"/>
+                <w:lang w:eastAsia="da-DK"/>
+              </w:rPr>
+              <w:t>(humør)</w:t>
+            </w:r>
+          </w:p>
+        </w:tc>
+      </w:tr>
+      <w:tr>
+        <w:tc>
+          <w:tcPr>
+            <w:tcW w:w="0" w:type="auto"/>
+            <w:tcBorders>
+              <w:top w:val="single" w:sz="8" w:space="0" w:color="000000"/>
+              <w:left w:val="single" w:sz="8" w:space="0" w:color="000000"/>
+              <w:bottom w:val="single" w:sz="8" w:space="0" w:color="000000"/>
+              <w:right w:val="single" w:sz="8" w:space="0" w:color="000000"/>
+            </w:tcBorders>
+            <w:tcMar>
+              <w:top w:w="100" w:type="dxa"/>
+              <w:left w:w="100" w:type="dxa"/>
+              <w:bottom w:w="100" w:type="dxa"/>
+              <w:right w:w="100" w:type="dxa"/>
+            </w:tcMar>
+            <w:hideMark/>
+          </w:tcPr>
+          <w:p>
+            <w:pPr>
+              <w:spacing w:after="0" w:line="240" w:lineRule="auto"/>
+              <w:rPr>
+                <w:rFonts w:ascii="Times New Roman" w:eastAsia="Times New Roman" w:hAnsi="Times New Roman" w:cs="Times New Roman"/>
+                <w:sz w:val="24"/>
+                <w:szCs w:val="24"/>
+                <w:lang w:eastAsia="da-DK"/>
+              </w:rPr>
+            </w:pPr>
+            <w:r>
+              <w:rPr>
+                <w:rFonts w:ascii="Arial" w:eastAsia="Times New Roman" w:hAnsi="Arial" w:cs="Arial"/>
+                <w:color w:val="000000"/>
+                <w:lang w:eastAsia="da-DK"/>
+              </w:rPr>
+              <w:t>Cross Reference:</w:t>
+            </w:r>
+          </w:p>
+        </w:tc>
+        <w:tc>
+          <w:tcPr>
+            <w:tcW w:w="0" w:type="auto"/>
+            <w:tcBorders>
+              <w:top w:val="single" w:sz="8" w:space="0" w:color="000000"/>
+              <w:left w:val="single" w:sz="8" w:space="0" w:color="000000"/>
+              <w:bottom w:val="single" w:sz="8" w:space="0" w:color="000000"/>
+              <w:right w:val="single" w:sz="8" w:space="0" w:color="000000"/>
+            </w:tcBorders>
+            <w:tcMar>
+              <w:top w:w="100" w:type="dxa"/>
+              <w:left w:w="100" w:type="dxa"/>
+              <w:bottom w:w="100" w:type="dxa"/>
+              <w:right w:w="100" w:type="dxa"/>
+            </w:tcMar>
+            <w:hideMark/>
+          </w:tcPr>
+          <w:p>
+            <w:pPr>
+              <w:spacing w:after="0" w:line="240" w:lineRule="auto"/>
+              <w:rPr>
+                <w:rFonts w:ascii="Times New Roman" w:eastAsia="Times New Roman" w:hAnsi="Times New Roman" w:cs="Times New Roman"/>
+                <w:sz w:val="24"/>
+                <w:szCs w:val="24"/>
+                <w:lang w:eastAsia="da-DK"/>
+              </w:rPr>
+            </w:pPr>
+            <w:r>
+              <w:rPr>
+                <w:rFonts w:ascii="Times New Roman" w:eastAsia="Times New Roman" w:hAnsi="Times New Roman" w:cs="Times New Roman"/>
+                <w:sz w:val="24"/>
+                <w:szCs w:val="24"/>
+                <w:lang w:eastAsia="da-DK"/>
+              </w:rPr>
+              <w:t xml:space="preserve">Use case som er Registrer humør </w:t>
+            </w:r>
+          </w:p>
+        </w:tc>
+      </w:tr>
+      <w:tr>
+        <w:tc>
+          <w:tcPr>
+            <w:tcW w:w="0" w:type="auto"/>
+            <w:tcBorders>
+              <w:top w:val="single" w:sz="8" w:space="0" w:color="000000"/>
+              <w:left w:val="single" w:sz="8" w:space="0" w:color="000000"/>
+              <w:bottom w:val="single" w:sz="8" w:space="0" w:color="000000"/>
+              <w:right w:val="single" w:sz="8" w:space="0" w:color="000000"/>
+            </w:tcBorders>
+            <w:tcMar>
+              <w:top w:w="100" w:type="dxa"/>
+              <w:left w:w="100" w:type="dxa"/>
+              <w:bottom w:w="100" w:type="dxa"/>
+              <w:right w:w="100" w:type="dxa"/>
+            </w:tcMar>
+            <w:hideMark/>
+          </w:tcPr>
+          <w:p>
+            <w:pPr>
+              <w:spacing w:after="0" w:line="240" w:lineRule="auto"/>
+              <w:rPr>
+                <w:rFonts w:ascii="Times New Roman" w:eastAsia="Times New Roman" w:hAnsi="Times New Roman" w:cs="Times New Roman"/>
+                <w:sz w:val="24"/>
+                <w:szCs w:val="24"/>
+                <w:lang w:eastAsia="da-DK"/>
+              </w:rPr>
+            </w:pPr>
+            <w:r>
+              <w:rPr>
+                <w:rFonts w:ascii="Arial" w:eastAsia="Times New Roman" w:hAnsi="Arial" w:cs="Arial"/>
+                <w:color w:val="000000"/>
+                <w:lang w:eastAsia="da-DK"/>
+              </w:rPr>
+              <w:t>Preconditions:</w:t>
+            </w:r>
+          </w:p>
+        </w:tc>
+        <w:tc>
+          <w:tcPr>
+            <w:tcW w:w="0" w:type="auto"/>
+            <w:tcBorders>
+              <w:top w:val="single" w:sz="8" w:space="0" w:color="000000"/>
+              <w:left w:val="single" w:sz="8" w:space="0" w:color="000000"/>
+              <w:bottom w:val="single" w:sz="8" w:space="0" w:color="000000"/>
+              <w:right w:val="single" w:sz="8" w:space="0" w:color="000000"/>
+            </w:tcBorders>
+            <w:tcMar>
+              <w:top w:w="100" w:type="dxa"/>
+              <w:left w:w="100" w:type="dxa"/>
+              <w:bottom w:w="100" w:type="dxa"/>
+              <w:right w:w="100" w:type="dxa"/>
+            </w:tcMar>
+            <w:hideMark/>
+          </w:tcPr>
+          <w:p>
+            <w:pPr>
+              <w:spacing w:after="0" w:line="240" w:lineRule="auto"/>
+              <w:rPr>
+                <w:rFonts w:ascii="Times New Roman" w:eastAsia="Times New Roman" w:hAnsi="Times New Roman" w:cs="Times New Roman"/>
+                <w:sz w:val="24"/>
+                <w:szCs w:val="24"/>
+                <w:lang w:eastAsia="da-DK"/>
+              </w:rPr>
+            </w:pPr>
+            <w:r>
+              <w:rPr>
+                <w:rFonts w:ascii="Times New Roman" w:eastAsia="Times New Roman" w:hAnsi="Times New Roman" w:cs="Times New Roman"/>
+                <w:sz w:val="24"/>
+                <w:szCs w:val="24"/>
+                <w:lang w:eastAsia="da-DK"/>
+              </w:rPr>
+              <w:t xml:space="preserve">System har fået medarbejdes nummer og viser smileys  </w:t>
+            </w:r>
+          </w:p>
+        </w:tc>
+      </w:tr>
+      <w:tr>
+        <w:trPr>
+          <w:trHeight w:val="193"/>
+        </w:trPr>
+        <w:tc>
+          <w:tcPr>
+            <w:tcW w:w="0" w:type="auto"/>
+            <w:tcBorders>
+              <w:top w:val="single" w:sz="8" w:space="0" w:color="000000"/>
+              <w:left w:val="single" w:sz="8" w:space="0" w:color="000000"/>
+              <w:bottom w:val="single" w:sz="8" w:space="0" w:color="000000"/>
+              <w:right w:val="single" w:sz="8" w:space="0" w:color="000000"/>
+            </w:tcBorders>
+            <w:tcMar>
+              <w:top w:w="100" w:type="dxa"/>
+              <w:left w:w="100" w:type="dxa"/>
+              <w:bottom w:w="100" w:type="dxa"/>
+              <w:right w:w="100" w:type="dxa"/>
+            </w:tcMar>
+            <w:hideMark/>
+          </w:tcPr>
+          <w:p>
+            <w:pPr>
+              <w:spacing w:after="0" w:line="240" w:lineRule="auto"/>
+              <w:rPr>
+                <w:rFonts w:ascii="Times New Roman" w:eastAsia="Times New Roman" w:hAnsi="Times New Roman" w:cs="Times New Roman"/>
+                <w:sz w:val="24"/>
+                <w:szCs w:val="24"/>
+                <w:lang w:eastAsia="da-DK"/>
+              </w:rPr>
+            </w:pPr>
+            <w:r>
+              <w:rPr>
+                <w:rFonts w:ascii="Arial" w:eastAsia="Times New Roman" w:hAnsi="Arial" w:cs="Arial"/>
+                <w:color w:val="000000"/>
+                <w:lang w:eastAsia="da-DK"/>
+              </w:rPr>
+              <w:t>Postconditions:</w:t>
+            </w:r>
+          </w:p>
+        </w:tc>
+        <w:tc>
+          <w:tcPr>
+            <w:tcW w:w="0" w:type="auto"/>
+            <w:tcBorders>
+              <w:top w:val="single" w:sz="8" w:space="0" w:color="000000"/>
+              <w:left w:val="single" w:sz="8" w:space="0" w:color="000000"/>
+              <w:bottom w:val="single" w:sz="8" w:space="0" w:color="000000"/>
+              <w:right w:val="single" w:sz="8" w:space="0" w:color="000000"/>
+            </w:tcBorders>
+            <w:tcMar>
+              <w:top w:w="100" w:type="dxa"/>
+              <w:left w:w="100" w:type="dxa"/>
+              <w:bottom w:w="100" w:type="dxa"/>
+              <w:right w:w="100" w:type="dxa"/>
+            </w:tcMar>
+            <w:hideMark/>
+          </w:tcPr>
+          <w:p>
+            <w:pPr>
+              <w:spacing w:after="0" w:line="240" w:lineRule="auto"/>
+              <w:rPr>
+                <w:rFonts w:ascii="Times New Roman" w:eastAsia="Times New Roman" w:hAnsi="Times New Roman" w:cs="Times New Roman"/>
+                <w:sz w:val="24"/>
+                <w:szCs w:val="24"/>
+                <w:lang w:eastAsia="da-DK"/>
+              </w:rPr>
+            </w:pPr>
+            <w:bookmarkStart w:id="0" w:name="_GoBack"/>
+            <w:bookmarkEnd w:id="0"/>
+            <w:r>
+              <w:rPr>
+                <w:rFonts w:ascii="Times New Roman" w:eastAsia="Times New Roman" w:hAnsi="Times New Roman" w:cs="Times New Roman"/>
+                <w:sz w:val="24"/>
+                <w:szCs w:val="24"/>
+                <w:lang w:eastAsia="da-DK"/>
+              </w:rPr>
+              <w:t>Den humør som brugeren vælg bliver gemt</w:t>
+            </w:r>
+          </w:p>
+        </w:tc>
+      </w:tr>
+      <w:tr>
+        <w:tc>
+          <w:tcPr>
+            <w:tcW w:w="0" w:type="auto"/>
+            <w:tcBorders>
+              <w:top w:val="single" w:sz="8" w:space="0" w:color="000000"/>
+              <w:left w:val="single" w:sz="8" w:space="0" w:color="000000"/>
+              <w:bottom w:val="single" w:sz="8" w:space="0" w:color="000000"/>
+              <w:right w:val="single" w:sz="8" w:space="0" w:color="000000"/>
+            </w:tcBorders>
+            <w:tcMar>
+              <w:top w:w="100" w:type="dxa"/>
+              <w:left w:w="100" w:type="dxa"/>
+              <w:bottom w:w="100" w:type="dxa"/>
+              <w:right w:w="100" w:type="dxa"/>
+            </w:tcMar>
+            <w:hideMark/>
+          </w:tcPr>
+          <w:p>
+            <w:pPr>
+              <w:spacing w:after="0" w:line="240" w:lineRule="auto"/>
+              <w:rPr>
+                <w:rFonts w:ascii="Times New Roman" w:eastAsia="Times New Roman" w:hAnsi="Times New Roman" w:cs="Times New Roman"/>
+                <w:sz w:val="24"/>
+                <w:szCs w:val="24"/>
+                <w:lang w:eastAsia="da-DK"/>
+              </w:rPr>
+            </w:pPr>
+            <w:r>
+              <w:rPr>
+                <w:rFonts w:ascii="Arial" w:eastAsia="Times New Roman" w:hAnsi="Arial" w:cs="Arial"/>
+                <w:color w:val="000000"/>
+                <w:lang w:eastAsia="da-DK"/>
+              </w:rPr>
+              <w:t>Output:</w:t>
+            </w:r>
+          </w:p>
+        </w:tc>
+        <w:tc>
+          <w:tcPr>
+            <w:tcW w:w="0" w:type="auto"/>
+            <w:tcBorders>
+              <w:top w:val="single" w:sz="8" w:space="0" w:color="000000"/>
+              <w:left w:val="single" w:sz="8" w:space="0" w:color="000000"/>
+              <w:bottom w:val="single" w:sz="8" w:space="0" w:color="000000"/>
+              <w:right w:val="single" w:sz="8" w:space="0" w:color="000000"/>
+            </w:tcBorders>
+            <w:tcMar>
+              <w:top w:w="100" w:type="dxa"/>
+              <w:left w:w="100" w:type="dxa"/>
+              <w:bottom w:w="100" w:type="dxa"/>
+              <w:right w:w="100" w:type="dxa"/>
+            </w:tcMar>
+            <w:hideMark/>
+          </w:tcPr>
+          <w:p>
+            <w:pPr>
+              <w:spacing w:after="0" w:line="240" w:lineRule="auto"/>
+              <w:rPr>
+                <w:rFonts w:ascii="Times New Roman" w:eastAsia="Times New Roman" w:hAnsi="Times New Roman" w:cs="Times New Roman"/>
+                <w:sz w:val="24"/>
+                <w:szCs w:val="24"/>
+                <w:lang w:eastAsia="da-DK"/>
+              </w:rPr>
+            </w:pPr>
+            <w:r>
+              <w:rPr>
+                <w:rFonts w:ascii="Times New Roman" w:eastAsia="Times New Roman" w:hAnsi="Times New Roman" w:cs="Times New Roman"/>
+                <w:sz w:val="24"/>
+                <w:szCs w:val="24"/>
+                <w:lang w:eastAsia="da-DK"/>
+              </w:rPr>
+              <w:t xml:space="preserve">System </w:t>
+            </w:r>
+            <w:r>
+              <w:rPr>
+                <w:rFonts w:ascii="Times New Roman" w:eastAsia="Times New Roman" w:hAnsi="Times New Roman" w:cs="Times New Roman"/>
+                <w:sz w:val="24"/>
+                <w:szCs w:val="24"/>
+                <w:lang w:eastAsia="da-DK"/>
+              </w:rPr>
+              <w:t>siger (God Dag)</w:t>
+            </w:r>
+          </w:p>
+        </w:tc>
+      </w:tr>
+    </w:tbl>
+    <w:p/>
+    <w:p/>
+    <w:p/>
     <w:sectPr>
       <w:pgSz w:w="11906" w:h="16838"/>
       <w:pgMar w:top="1701" w:right="1134" w:bottom="1701" w:left="1134" w:header="708" w:footer="708" w:gutter="0"/>
@@ -20,26 +1527,181 @@
 </w:document>
 </file>
 
+<file path=word/numbering.xml><?xml version="1.0" encoding="utf-8"?>
+<w:numbering xmlns:wpc="http://schemas.microsoft.com/office/word/2010/wordprocessingCanvas" xmlns:cx="http://schemas.microsoft.com/office/drawing/2014/chartex" xmlns:cx1="http://schemas.microsoft.com/office/drawing/2015/9/8/chartex" xmlns:mc="http://schemas.openxmlformats.org/markup-compatibility/2006" xmlns:o="urn:schemas-microsoft-com:office:office" xmlns:r="http://schemas.openxmlformats.org/officeDocument/2006/relationships" xmlns:m="http://schemas.openxmlformats.org/officeDocument/2006/math" xmlns:v="urn:schemas-microsoft-com:vml" xmlns:wp14="http://schemas.microsoft.com/office/word/2010/wordprocessingDrawing" xmlns:wp="http://schemas.openxmlformats.org/drawingml/2006/wordprocessingDrawing" xmlns:w10="urn:schemas-microsoft-com:office:word" xmlns:w="http://schemas.openxmlformats.org/wordprocessingml/2006/main" xmlns:w14="http://schemas.microsoft.com/office/word/2010/wordml" xmlns:w15="http://schemas.microsoft.com/office/word/2012/wordml" xmlns:w16se="http://schemas.microsoft.com/office/word/2015/wordml/symex" xmlns:wpg="http://schemas.microsoft.com/office/word/2010/wordprocessingGroup" xmlns:wpi="http://schemas.microsoft.com/office/word/2010/wordprocessingInk" xmlns:wne="http://schemas.microsoft.com/office/word/2006/wordml" xmlns:wps="http://schemas.microsoft.com/office/word/2010/wordprocessingShape" mc:Ignorable="w14 w15 w16se wp14">
+  <w:abstractNum w:abstractNumId="0" w15:restartNumberingAfterBreak="0">
+    <w:nsid w:val="5CC40850"/>
+    <w:multiLevelType w:val="multilevel"/>
+    <w:tmpl w:val="4A8EBEA0"/>
+    <w:lvl w:ilvl="0">
+      <w:start w:val="1"/>
+      <w:numFmt w:val="bullet"/>
+      <w:lvlText w:val=""/>
+      <w:lvlJc w:val="left"/>
+      <w:pPr>
+        <w:tabs>
+          <w:tab w:val="num" w:pos="720"/>
+        </w:tabs>
+        <w:ind w:left="720" w:hanging="360"/>
+      </w:pPr>
+      <w:rPr>
+        <w:rFonts w:ascii="Symbol" w:hAnsi="Symbol" w:hint="default"/>
+        <w:sz w:val="20"/>
+      </w:rPr>
+    </w:lvl>
+    <w:lvl w:ilvl="1" w:tentative="1">
+      <w:start w:val="1"/>
+      <w:numFmt w:val="bullet"/>
+      <w:lvlText w:val="o"/>
+      <w:lvlJc w:val="left"/>
+      <w:pPr>
+        <w:tabs>
+          <w:tab w:val="num" w:pos="1440"/>
+        </w:tabs>
+        <w:ind w:left="1440" w:hanging="360"/>
+      </w:pPr>
+      <w:rPr>
+        <w:rFonts w:ascii="Courier New" w:hAnsi="Courier New" w:hint="default"/>
+        <w:sz w:val="20"/>
+      </w:rPr>
+    </w:lvl>
+    <w:lvl w:ilvl="2" w:tentative="1">
+      <w:start w:val="1"/>
+      <w:numFmt w:val="bullet"/>
+      <w:lvlText w:val=""/>
+      <w:lvlJc w:val="left"/>
+      <w:pPr>
+        <w:tabs>
+          <w:tab w:val="num" w:pos="2160"/>
+        </w:tabs>
+        <w:ind w:left="2160" w:hanging="360"/>
+      </w:pPr>
+      <w:rPr>
+        <w:rFonts w:ascii="Wingdings" w:hAnsi="Wingdings" w:hint="default"/>
+        <w:sz w:val="20"/>
+      </w:rPr>
+    </w:lvl>
+    <w:lvl w:ilvl="3" w:tentative="1">
+      <w:start w:val="1"/>
+      <w:numFmt w:val="bullet"/>
+      <w:lvlText w:val=""/>
+      <w:lvlJc w:val="left"/>
+      <w:pPr>
+        <w:tabs>
+          <w:tab w:val="num" w:pos="2880"/>
+        </w:tabs>
+        <w:ind w:left="2880" w:hanging="360"/>
+      </w:pPr>
+      <w:rPr>
+        <w:rFonts w:ascii="Wingdings" w:hAnsi="Wingdings" w:hint="default"/>
+        <w:sz w:val="20"/>
+      </w:rPr>
+    </w:lvl>
+    <w:lvl w:ilvl="4" w:tentative="1">
+      <w:start w:val="1"/>
+      <w:numFmt w:val="bullet"/>
+      <w:lvlText w:val=""/>
+      <w:lvlJc w:val="left"/>
+      <w:pPr>
+        <w:tabs>
+          <w:tab w:val="num" w:pos="3600"/>
+        </w:tabs>
+        <w:ind w:left="3600" w:hanging="360"/>
+      </w:pPr>
+      <w:rPr>
+        <w:rFonts w:ascii="Wingdings" w:hAnsi="Wingdings" w:hint="default"/>
+        <w:sz w:val="20"/>
+      </w:rPr>
+    </w:lvl>
+    <w:lvl w:ilvl="5" w:tentative="1">
+      <w:start w:val="1"/>
+      <w:numFmt w:val="bullet"/>
+      <w:lvlText w:val=""/>
+      <w:lvlJc w:val="left"/>
+      <w:pPr>
+        <w:tabs>
+          <w:tab w:val="num" w:pos="4320"/>
+        </w:tabs>
+        <w:ind w:left="4320" w:hanging="360"/>
+      </w:pPr>
+      <w:rPr>
+        <w:rFonts w:ascii="Wingdings" w:hAnsi="Wingdings" w:hint="default"/>
+        <w:sz w:val="20"/>
+      </w:rPr>
+    </w:lvl>
+    <w:lvl w:ilvl="6" w:tentative="1">
+      <w:start w:val="1"/>
+      <w:numFmt w:val="bullet"/>
+      <w:lvlText w:val=""/>
+      <w:lvlJc w:val="left"/>
+      <w:pPr>
+        <w:tabs>
+          <w:tab w:val="num" w:pos="5040"/>
+        </w:tabs>
+        <w:ind w:left="5040" w:hanging="360"/>
+      </w:pPr>
+      <w:rPr>
+        <w:rFonts w:ascii="Wingdings" w:hAnsi="Wingdings" w:hint="default"/>
+        <w:sz w:val="20"/>
+      </w:rPr>
+    </w:lvl>
+    <w:lvl w:ilvl="7" w:tentative="1">
+      <w:start w:val="1"/>
+      <w:numFmt w:val="bullet"/>
+      <w:lvlText w:val=""/>
+      <w:lvlJc w:val="left"/>
+      <w:pPr>
+        <w:tabs>
+          <w:tab w:val="num" w:pos="5760"/>
+        </w:tabs>
+        <w:ind w:left="5760" w:hanging="360"/>
+      </w:pPr>
+      <w:rPr>
+        <w:rFonts w:ascii="Wingdings" w:hAnsi="Wingdings" w:hint="default"/>
+        <w:sz w:val="20"/>
+      </w:rPr>
+    </w:lvl>
+    <w:lvl w:ilvl="8" w:tentative="1">
+      <w:start w:val="1"/>
+      <w:numFmt w:val="bullet"/>
+      <w:lvlText w:val=""/>
+      <w:lvlJc w:val="left"/>
+      <w:pPr>
+        <w:tabs>
+          <w:tab w:val="num" w:pos="6480"/>
+        </w:tabs>
+        <w:ind w:left="6480" w:hanging="360"/>
+      </w:pPr>
+      <w:rPr>
+        <w:rFonts w:ascii="Wingdings" w:hAnsi="Wingdings" w:hint="default"/>
+        <w:sz w:val="20"/>
+      </w:rPr>
+    </w:lvl>
+  </w:abstractNum>
+  <w:num w:numId="1">
+    <w:abstractNumId w:val="0"/>
+  </w:num>
+</w:numbering>
+</file>
+
 <file path=word/styles.xml><?xml version="1.0" encoding="utf-8"?>
-<w:styles xmlns:mc="http://schemas.openxmlformats.org/markup-compatibility/2006" xmlns:r="http://schemas.openxmlformats.org/officeDocument/2006/relationships" xmlns:w="http://schemas.openxmlformats.org/wordprocessingml/2006/main" xmlns:w14="http://schemas.microsoft.com/office/word/2010/wordml" xmlns:w15="http://schemas.microsoft.com/office/word/2012/wordml" xmlns:w16cex="http://schemas.microsoft.com/office/word/2018/wordml/cex" xmlns:w16cid="http://schemas.microsoft.com/office/word/2016/wordml/cid" xmlns:w16="http://schemas.microsoft.com/office/word/2018/wordml" xmlns:w16du="http://schemas.microsoft.com/office/word/2023/wordml/word16du" xmlns:w16sdtdh="http://schemas.microsoft.com/office/word/2020/wordml/sdtdatahash" xmlns:w16sdtfl="http://schemas.microsoft.com/office/word/2024/wordml/sdtformatlock" xmlns:w16se="http://schemas.microsoft.com/office/word/2015/wordml/symex" mc:Ignorable="w14 w15 w16se w16cid w16 w16cex w16sdtdh w16sdtfl w16du">
+<w:styles xmlns:mc="http://schemas.openxmlformats.org/markup-compatibility/2006" xmlns:r="http://schemas.openxmlformats.org/officeDocument/2006/relationships" xmlns:w="http://schemas.openxmlformats.org/wordprocessingml/2006/main" xmlns:w14="http://schemas.microsoft.com/office/word/2010/wordml" xmlns:w15="http://schemas.microsoft.com/office/word/2012/wordml" xmlns:w16se="http://schemas.microsoft.com/office/word/2015/wordml/symex" mc:Ignorable="w14 w15 w16se">
   <w:docDefaults>
     <w:rPrDefault>
       <w:rPr>
         <w:rFonts w:asciiTheme="minorHAnsi" w:eastAsiaTheme="minorHAnsi" w:hAnsiTheme="minorHAnsi" w:cstheme="minorBidi"/>
-        <w:kern w:val="2"/>
-        <w:sz w:val="24"/>
-        <w:szCs w:val="24"/>
+        <w:sz w:val="22"/>
+        <w:szCs w:val="22"/>
         <w:lang w:val="da-DK" w:eastAsia="en-US" w:bidi="ar-SA"/>
-        <w14:ligatures w14:val="standardContextual"/>
       </w:rPr>
     </w:rPrDefault>
     <w:pPrDefault>
       <w:pPr>
-        <w:spacing w:after="160" w:line="278" w:lineRule="auto"/>
+        <w:spacing w:after="160" w:line="259" w:lineRule="auto"/>
       </w:pPr>
     </w:pPrDefault>
   </w:docDefaults>
-  <w:latentStyles w:defLockedState="0" w:defUIPriority="99" w:defSemiHidden="0" w:defUnhideWhenUsed="0" w:defQFormat="0" w:count="376">
+  <w:latentStyles w:defLockedState="0" w:defUIPriority="99" w:defSemiHidden="0" w:defUnhideWhenUsed="0" w:defQFormat="0" w:count="371">
     <w:lsdException w:name="Normal" w:uiPriority="0" w:qFormat="1"/>
     <w:lsdException w:name="heading 1" w:uiPriority="9" w:qFormat="1"/>
     <w:lsdException w:name="heading 2" w:semiHidden="1" w:uiPriority="9" w:unhideWhenUsed="1" w:qFormat="1"/>
@@ -411,222 +2073,38 @@
     <w:lsdException w:name="List Table 5 Dark Accent 6" w:uiPriority="50"/>
     <w:lsdException w:name="List Table 6 Colorful Accent 6" w:uiPriority="51"/>
     <w:lsdException w:name="List Table 7 Colorful Accent 6" w:uiPriority="52"/>
-    <w:lsdException w:name="Mention" w:semiHidden="1" w:unhideWhenUsed="1"/>
-    <w:lsdException w:name="Smart Hyperlink" w:semiHidden="1" w:unhideWhenUsed="1"/>
-    <w:lsdException w:name="Hashtag" w:semiHidden="1" w:unhideWhenUsed="1"/>
-    <w:lsdException w:name="Unresolved Mention" w:semiHidden="1" w:unhideWhenUsed="1"/>
-    <w:lsdException w:name="Smart Link" w:semiHidden="1" w:unhideWhenUsed="1"/>
   </w:latentStyles>
   <w:style w:type="paragraph" w:default="1" w:styleId="Normal">
     <w:name w:val="Normal"/>
     <w:qFormat/>
   </w:style>
-  <w:style w:type="paragraph" w:styleId="Overskrift1">
-    <w:name w:val="heading 1"/>
+  <w:style w:type="paragraph" w:styleId="Heading3">
+    <w:name w:val="heading 3"/>
     <w:basedOn w:val="Normal"/>
-    <w:next w:val="Normal"/>
-    <w:link w:val="Overskrift1Tegn"/>
+    <w:link w:val="Heading3Char"/>
     <w:uiPriority w:val="9"/>
     <w:qFormat/>
-    <w:rsid w:val="001C2614"/>
+    <w:rsid w:val="00394243"/>
     <w:pPr>
-      <w:keepNext/>
-      <w:keepLines/>
-      <w:spacing w:before="360" w:after="80"/>
-      <w:outlineLvl w:val="0"/>
-    </w:pPr>
-    <w:rPr>
-      <w:rFonts w:asciiTheme="majorHAnsi" w:eastAsiaTheme="majorEastAsia" w:hAnsiTheme="majorHAnsi" w:cstheme="majorBidi"/>
-      <w:color w:val="0F4761" w:themeColor="accent1" w:themeShade="BF"/>
-      <w:sz w:val="40"/>
-      <w:szCs w:val="40"/>
-    </w:rPr>
-  </w:style>
-  <w:style w:type="paragraph" w:styleId="Overskrift2">
-    <w:name w:val="heading 2"/>
-    <w:basedOn w:val="Normal"/>
-    <w:next w:val="Normal"/>
-    <w:link w:val="Overskrift2Tegn"/>
-    <w:uiPriority w:val="9"/>
-    <w:semiHidden/>
-    <w:unhideWhenUsed/>
-    <w:qFormat/>
-    <w:rsid w:val="001C2614"/>
-    <w:pPr>
-      <w:keepNext/>
-      <w:keepLines/>
-      <w:spacing w:before="160" w:after="80"/>
-      <w:outlineLvl w:val="1"/>
-    </w:pPr>
-    <w:rPr>
-      <w:rFonts w:asciiTheme="majorHAnsi" w:eastAsiaTheme="majorEastAsia" w:hAnsiTheme="majorHAnsi" w:cstheme="majorBidi"/>
-      <w:color w:val="0F4761" w:themeColor="accent1" w:themeShade="BF"/>
-      <w:sz w:val="32"/>
-      <w:szCs w:val="32"/>
-    </w:rPr>
-  </w:style>
-  <w:style w:type="paragraph" w:styleId="Overskrift3">
-    <w:name w:val="heading 3"/>
-    <w:basedOn w:val="Normal"/>
-    <w:next w:val="Normal"/>
-    <w:link w:val="Overskrift3Tegn"/>
-    <w:uiPriority w:val="9"/>
-    <w:semiHidden/>
-    <w:unhideWhenUsed/>
-    <w:qFormat/>
-    <w:rsid w:val="001C2614"/>
-    <w:pPr>
-      <w:keepNext/>
-      <w:keepLines/>
-      <w:spacing w:before="160" w:after="80"/>
+      <w:spacing w:before="100" w:beforeAutospacing="1" w:after="100" w:afterAutospacing="1" w:line="240" w:lineRule="auto"/>
       <w:outlineLvl w:val="2"/>
     </w:pPr>
     <w:rPr>
-      <w:rFonts w:eastAsiaTheme="majorEastAsia" w:cstheme="majorBidi"/>
-      <w:color w:val="0F4761" w:themeColor="accent1" w:themeShade="BF"/>
-      <w:sz w:val="28"/>
-      <w:szCs w:val="28"/>
+      <w:rFonts w:ascii="Times New Roman" w:eastAsia="Times New Roman" w:hAnsi="Times New Roman" w:cs="Times New Roman"/>
+      <w:b/>
+      <w:bCs/>
+      <w:sz w:val="27"/>
+      <w:szCs w:val="27"/>
+      <w:lang w:eastAsia="da-DK"/>
     </w:rPr>
   </w:style>
-  <w:style w:type="paragraph" w:styleId="Overskrift4">
-    <w:name w:val="heading 4"/>
-    <w:basedOn w:val="Normal"/>
-    <w:next w:val="Normal"/>
-    <w:link w:val="Overskrift4Tegn"/>
-    <w:uiPriority w:val="9"/>
-    <w:semiHidden/>
-    <w:unhideWhenUsed/>
-    <w:qFormat/>
-    <w:rsid w:val="001C2614"/>
-    <w:pPr>
-      <w:keepNext/>
-      <w:keepLines/>
-      <w:spacing w:before="80" w:after="40"/>
-      <w:outlineLvl w:val="3"/>
-    </w:pPr>
-    <w:rPr>
-      <w:rFonts w:eastAsiaTheme="majorEastAsia" w:cstheme="majorBidi"/>
-      <w:i/>
-      <w:iCs/>
-      <w:color w:val="0F4761" w:themeColor="accent1" w:themeShade="BF"/>
-    </w:rPr>
-  </w:style>
-  <w:style w:type="paragraph" w:styleId="Overskrift5">
-    <w:name w:val="heading 5"/>
-    <w:basedOn w:val="Normal"/>
-    <w:next w:val="Normal"/>
-    <w:link w:val="Overskrift5Tegn"/>
-    <w:uiPriority w:val="9"/>
-    <w:semiHidden/>
-    <w:unhideWhenUsed/>
-    <w:qFormat/>
-    <w:rsid w:val="001C2614"/>
-    <w:pPr>
-      <w:keepNext/>
-      <w:keepLines/>
-      <w:spacing w:before="80" w:after="40"/>
-      <w:outlineLvl w:val="4"/>
-    </w:pPr>
-    <w:rPr>
-      <w:rFonts w:eastAsiaTheme="majorEastAsia" w:cstheme="majorBidi"/>
-      <w:color w:val="0F4761" w:themeColor="accent1" w:themeShade="BF"/>
-    </w:rPr>
-  </w:style>
-  <w:style w:type="paragraph" w:styleId="Overskrift6">
-    <w:name w:val="heading 6"/>
-    <w:basedOn w:val="Normal"/>
-    <w:next w:val="Normal"/>
-    <w:link w:val="Overskrift6Tegn"/>
-    <w:uiPriority w:val="9"/>
-    <w:semiHidden/>
-    <w:unhideWhenUsed/>
-    <w:qFormat/>
-    <w:rsid w:val="001C2614"/>
-    <w:pPr>
-      <w:keepNext/>
-      <w:keepLines/>
-      <w:spacing w:before="40" w:after="0"/>
-      <w:outlineLvl w:val="5"/>
-    </w:pPr>
-    <w:rPr>
-      <w:rFonts w:eastAsiaTheme="majorEastAsia" w:cstheme="majorBidi"/>
-      <w:i/>
-      <w:iCs/>
-      <w:color w:val="595959" w:themeColor="text1" w:themeTint="A6"/>
-    </w:rPr>
-  </w:style>
-  <w:style w:type="paragraph" w:styleId="Overskrift7">
-    <w:name w:val="heading 7"/>
-    <w:basedOn w:val="Normal"/>
-    <w:next w:val="Normal"/>
-    <w:link w:val="Overskrift7Tegn"/>
-    <w:uiPriority w:val="9"/>
-    <w:semiHidden/>
-    <w:unhideWhenUsed/>
-    <w:qFormat/>
-    <w:rsid w:val="001C2614"/>
-    <w:pPr>
-      <w:keepNext/>
-      <w:keepLines/>
-      <w:spacing w:before="40" w:after="0"/>
-      <w:outlineLvl w:val="6"/>
-    </w:pPr>
-    <w:rPr>
-      <w:rFonts w:eastAsiaTheme="majorEastAsia" w:cstheme="majorBidi"/>
-      <w:color w:val="595959" w:themeColor="text1" w:themeTint="A6"/>
-    </w:rPr>
-  </w:style>
-  <w:style w:type="paragraph" w:styleId="Overskrift8">
-    <w:name w:val="heading 8"/>
-    <w:basedOn w:val="Normal"/>
-    <w:next w:val="Normal"/>
-    <w:link w:val="Overskrift8Tegn"/>
-    <w:uiPriority w:val="9"/>
-    <w:semiHidden/>
-    <w:unhideWhenUsed/>
-    <w:qFormat/>
-    <w:rsid w:val="001C2614"/>
-    <w:pPr>
-      <w:keepNext/>
-      <w:keepLines/>
-      <w:spacing w:after="0"/>
-      <w:outlineLvl w:val="7"/>
-    </w:pPr>
-    <w:rPr>
-      <w:rFonts w:eastAsiaTheme="majorEastAsia" w:cstheme="majorBidi"/>
-      <w:i/>
-      <w:iCs/>
-      <w:color w:val="272727" w:themeColor="text1" w:themeTint="D8"/>
-    </w:rPr>
-  </w:style>
-  <w:style w:type="paragraph" w:styleId="Overskrift9">
-    <w:name w:val="heading 9"/>
-    <w:basedOn w:val="Normal"/>
-    <w:next w:val="Normal"/>
-    <w:link w:val="Overskrift9Tegn"/>
-    <w:uiPriority w:val="9"/>
-    <w:semiHidden/>
-    <w:unhideWhenUsed/>
-    <w:qFormat/>
-    <w:rsid w:val="001C2614"/>
-    <w:pPr>
-      <w:keepNext/>
-      <w:keepLines/>
-      <w:spacing w:after="0"/>
-      <w:outlineLvl w:val="8"/>
-    </w:pPr>
-    <w:rPr>
-      <w:rFonts w:eastAsiaTheme="majorEastAsia" w:cstheme="majorBidi"/>
-      <w:color w:val="272727" w:themeColor="text1" w:themeTint="D8"/>
-    </w:rPr>
-  </w:style>
-  <w:style w:type="character" w:default="1" w:styleId="Standardskrifttypeiafsnit">
+  <w:style w:type="character" w:default="1" w:styleId="DefaultParagraphFont">
     <w:name w:val="Default Paragraph Font"/>
     <w:uiPriority w:val="1"/>
     <w:semiHidden/>
     <w:unhideWhenUsed/>
   </w:style>
-  <w:style w:type="table" w:default="1" w:styleId="Tabel-Normal">
+  <w:style w:type="table" w:default="1" w:styleId="TableNormal">
     <w:name w:val="Normal Table"/>
     <w:uiPriority w:val="99"/>
     <w:semiHidden/>
@@ -641,307 +2119,92 @@
       </w:tblCellMar>
     </w:tblPr>
   </w:style>
-  <w:style w:type="numbering" w:default="1" w:styleId="Ingenoversigt">
+  <w:style w:type="numbering" w:default="1" w:styleId="NoList">
     <w:name w:val="No List"/>
     <w:uiPriority w:val="99"/>
     <w:semiHidden/>
     <w:unhideWhenUsed/>
   </w:style>
-  <w:style w:type="character" w:customStyle="1" w:styleId="Overskrift1Tegn">
-    <w:name w:val="Overskrift 1 Tegn"/>
-    <w:basedOn w:val="Standardskrifttypeiafsnit"/>
-    <w:link w:val="Overskrift1"/>
-    <w:uiPriority w:val="9"/>
-    <w:rsid w:val="001C2614"/>
+  <w:style w:type="table" w:styleId="TableGrid">
+    <w:name w:val="Table Grid"/>
+    <w:basedOn w:val="TableNormal"/>
+    <w:uiPriority w:val="39"/>
+    <w:rsid w:val="003D6936"/>
+    <w:pPr>
+      <w:spacing w:after="0" w:line="240" w:lineRule="auto"/>
+    </w:pPr>
+    <w:tblPr>
+      <w:tblBorders>
+        <w:top w:val="single" w:sz="4" w:space="0" w:color="auto"/>
+        <w:left w:val="single" w:sz="4" w:space="0" w:color="auto"/>
+        <w:bottom w:val="single" w:sz="4" w:space="0" w:color="auto"/>
+        <w:right w:val="single" w:sz="4" w:space="0" w:color="auto"/>
+        <w:insideH w:val="single" w:sz="4" w:space="0" w:color="auto"/>
+        <w:insideV w:val="single" w:sz="4" w:space="0" w:color="auto"/>
+      </w:tblBorders>
+    </w:tblPr>
+  </w:style>
+  <w:style w:type="paragraph" w:styleId="NormalWeb">
+    <w:name w:val="Normal (Web)"/>
+    <w:basedOn w:val="Normal"/>
+    <w:uiPriority w:val="99"/>
+    <w:semiHidden/>
+    <w:unhideWhenUsed/>
+    <w:rsid w:val="003D6936"/>
+    <w:pPr>
+      <w:spacing w:before="100" w:beforeAutospacing="1" w:after="100" w:afterAutospacing="1" w:line="240" w:lineRule="auto"/>
+    </w:pPr>
     <w:rPr>
-      <w:rFonts w:asciiTheme="majorHAnsi" w:eastAsiaTheme="majorEastAsia" w:hAnsiTheme="majorHAnsi" w:cstheme="majorBidi"/>
-      <w:color w:val="0F4761" w:themeColor="accent1" w:themeShade="BF"/>
-      <w:sz w:val="40"/>
-      <w:szCs w:val="40"/>
+      <w:rFonts w:ascii="Times New Roman" w:eastAsia="Times New Roman" w:hAnsi="Times New Roman" w:cs="Times New Roman"/>
+      <w:sz w:val="24"/>
+      <w:szCs w:val="24"/>
+      <w:lang w:eastAsia="da-DK"/>
     </w:rPr>
   </w:style>
-  <w:style w:type="character" w:customStyle="1" w:styleId="Overskrift2Tegn">
-    <w:name w:val="Overskrift 2 Tegn"/>
-    <w:basedOn w:val="Standardskrifttypeiafsnit"/>
-    <w:link w:val="Overskrift2"/>
+  <w:style w:type="character" w:customStyle="1" w:styleId="Heading3Char">
+    <w:name w:val="Heading 3 Char"/>
+    <w:basedOn w:val="DefaultParagraphFont"/>
+    <w:link w:val="Heading3"/>
     <w:uiPriority w:val="9"/>
-    <w:semiHidden/>
-    <w:rsid w:val="001C2614"/>
+    <w:rsid w:val="00394243"/>
     <w:rPr>
-      <w:rFonts w:asciiTheme="majorHAnsi" w:eastAsiaTheme="majorEastAsia" w:hAnsiTheme="majorHAnsi" w:cstheme="majorBidi"/>
-      <w:color w:val="0F4761" w:themeColor="accent1" w:themeShade="BF"/>
-      <w:sz w:val="32"/>
-      <w:szCs w:val="32"/>
+      <w:rFonts w:ascii="Times New Roman" w:eastAsia="Times New Roman" w:hAnsi="Times New Roman" w:cs="Times New Roman"/>
+      <w:b/>
+      <w:bCs/>
+      <w:sz w:val="27"/>
+      <w:szCs w:val="27"/>
+      <w:lang w:eastAsia="da-DK"/>
     </w:rPr>
   </w:style>
-  <w:style w:type="character" w:customStyle="1" w:styleId="Overskrift3Tegn">
-    <w:name w:val="Overskrift 3 Tegn"/>
-    <w:basedOn w:val="Standardskrifttypeiafsnit"/>
-    <w:link w:val="Overskrift3"/>
-    <w:uiPriority w:val="9"/>
+  <w:style w:type="character" w:styleId="HTMLCode">
+    <w:name w:val="HTML Code"/>
+    <w:basedOn w:val="DefaultParagraphFont"/>
+    <w:uiPriority w:val="99"/>
     <w:semiHidden/>
-    <w:rsid w:val="001C2614"/>
+    <w:unhideWhenUsed/>
+    <w:rsid w:val="00394243"/>
     <w:rPr>
-      <w:rFonts w:eastAsiaTheme="majorEastAsia" w:cstheme="majorBidi"/>
-      <w:color w:val="0F4761" w:themeColor="accent1" w:themeShade="BF"/>
-      <w:sz w:val="28"/>
-      <w:szCs w:val="28"/>
+      <w:rFonts w:ascii="Courier New" w:eastAsia="Times New Roman" w:hAnsi="Courier New" w:cs="Courier New"/>
+      <w:sz w:val="20"/>
+      <w:szCs w:val="20"/>
     </w:rPr>
   </w:style>
-  <w:style w:type="character" w:customStyle="1" w:styleId="Overskrift4Tegn">
-    <w:name w:val="Overskrift 4 Tegn"/>
-    <w:basedOn w:val="Standardskrifttypeiafsnit"/>
-    <w:link w:val="Overskrift4"/>
-    <w:uiPriority w:val="9"/>
-    <w:semiHidden/>
-    <w:rsid w:val="001C2614"/>
-    <w:rPr>
-      <w:rFonts w:eastAsiaTheme="majorEastAsia" w:cstheme="majorBidi"/>
-      <w:i/>
-      <w:iCs/>
-      <w:color w:val="0F4761" w:themeColor="accent1" w:themeShade="BF"/>
-    </w:rPr>
-  </w:style>
-  <w:style w:type="character" w:customStyle="1" w:styleId="Overskrift5Tegn">
-    <w:name w:val="Overskrift 5 Tegn"/>
-    <w:basedOn w:val="Standardskrifttypeiafsnit"/>
-    <w:link w:val="Overskrift5"/>
-    <w:uiPriority w:val="9"/>
-    <w:semiHidden/>
-    <w:rsid w:val="001C2614"/>
-    <w:rPr>
-      <w:rFonts w:eastAsiaTheme="majorEastAsia" w:cstheme="majorBidi"/>
-      <w:color w:val="0F4761" w:themeColor="accent1" w:themeShade="BF"/>
-    </w:rPr>
-  </w:style>
-  <w:style w:type="character" w:customStyle="1" w:styleId="Overskrift6Tegn">
-    <w:name w:val="Overskrift 6 Tegn"/>
-    <w:basedOn w:val="Standardskrifttypeiafsnit"/>
-    <w:link w:val="Overskrift6"/>
-    <w:uiPriority w:val="9"/>
-    <w:semiHidden/>
-    <w:rsid w:val="001C2614"/>
-    <w:rPr>
-      <w:rFonts w:eastAsiaTheme="majorEastAsia" w:cstheme="majorBidi"/>
-      <w:i/>
-      <w:iCs/>
-      <w:color w:val="595959" w:themeColor="text1" w:themeTint="A6"/>
-    </w:rPr>
-  </w:style>
-  <w:style w:type="character" w:customStyle="1" w:styleId="Overskrift7Tegn">
-    <w:name w:val="Overskrift 7 Tegn"/>
-    <w:basedOn w:val="Standardskrifttypeiafsnit"/>
-    <w:link w:val="Overskrift7"/>
-    <w:uiPriority w:val="9"/>
-    <w:semiHidden/>
-    <w:rsid w:val="001C2614"/>
-    <w:rPr>
-      <w:rFonts w:eastAsiaTheme="majorEastAsia" w:cstheme="majorBidi"/>
-      <w:color w:val="595959" w:themeColor="text1" w:themeTint="A6"/>
-    </w:rPr>
-  </w:style>
-  <w:style w:type="character" w:customStyle="1" w:styleId="Overskrift8Tegn">
-    <w:name w:val="Overskrift 8 Tegn"/>
-    <w:basedOn w:val="Standardskrifttypeiafsnit"/>
-    <w:link w:val="Overskrift8"/>
-    <w:uiPriority w:val="9"/>
-    <w:semiHidden/>
-    <w:rsid w:val="001C2614"/>
-    <w:rPr>
-      <w:rFonts w:eastAsiaTheme="majorEastAsia" w:cstheme="majorBidi"/>
-      <w:i/>
-      <w:iCs/>
-      <w:color w:val="272727" w:themeColor="text1" w:themeTint="D8"/>
-    </w:rPr>
-  </w:style>
-  <w:style w:type="character" w:customStyle="1" w:styleId="Overskrift9Tegn">
-    <w:name w:val="Overskrift 9 Tegn"/>
-    <w:basedOn w:val="Standardskrifttypeiafsnit"/>
-    <w:link w:val="Overskrift9"/>
-    <w:uiPriority w:val="9"/>
-    <w:semiHidden/>
-    <w:rsid w:val="001C2614"/>
-    <w:rPr>
-      <w:rFonts w:eastAsiaTheme="majorEastAsia" w:cstheme="majorBidi"/>
-      <w:color w:val="272727" w:themeColor="text1" w:themeTint="D8"/>
-    </w:rPr>
-  </w:style>
-  <w:style w:type="paragraph" w:styleId="Titel">
-    <w:name w:val="Title"/>
-    <w:basedOn w:val="Normal"/>
-    <w:next w:val="Normal"/>
-    <w:link w:val="TitelTegn"/>
-    <w:uiPriority w:val="10"/>
+  <w:style w:type="character" w:styleId="Strong">
+    <w:name w:val="Strong"/>
+    <w:basedOn w:val="DefaultParagraphFont"/>
+    <w:uiPriority w:val="22"/>
     <w:qFormat/>
-    <w:rsid w:val="001C2614"/>
-    <w:pPr>
-      <w:spacing w:after="80" w:line="240" w:lineRule="auto"/>
-      <w:contextualSpacing/>
-    </w:pPr>
-    <w:rPr>
-      <w:rFonts w:asciiTheme="majorHAnsi" w:eastAsiaTheme="majorEastAsia" w:hAnsiTheme="majorHAnsi" w:cstheme="majorBidi"/>
-      <w:spacing w:val="-10"/>
-      <w:kern w:val="28"/>
-      <w:sz w:val="56"/>
-      <w:szCs w:val="56"/>
-    </w:rPr>
-  </w:style>
-  <w:style w:type="character" w:customStyle="1" w:styleId="TitelTegn">
-    <w:name w:val="Titel Tegn"/>
-    <w:basedOn w:val="Standardskrifttypeiafsnit"/>
-    <w:link w:val="Titel"/>
-    <w:uiPriority w:val="10"/>
-    <w:rsid w:val="001C2614"/>
-    <w:rPr>
-      <w:rFonts w:asciiTheme="majorHAnsi" w:eastAsiaTheme="majorEastAsia" w:hAnsiTheme="majorHAnsi" w:cstheme="majorBidi"/>
-      <w:spacing w:val="-10"/>
-      <w:kern w:val="28"/>
-      <w:sz w:val="56"/>
-      <w:szCs w:val="56"/>
-    </w:rPr>
-  </w:style>
-  <w:style w:type="paragraph" w:styleId="Undertitel">
-    <w:name w:val="Subtitle"/>
-    <w:basedOn w:val="Normal"/>
-    <w:next w:val="Normal"/>
-    <w:link w:val="UndertitelTegn"/>
-    <w:uiPriority w:val="11"/>
-    <w:qFormat/>
-    <w:rsid w:val="001C2614"/>
-    <w:pPr>
-      <w:numPr>
-        <w:ilvl w:val="1"/>
-      </w:numPr>
-    </w:pPr>
-    <w:rPr>
-      <w:rFonts w:eastAsiaTheme="majorEastAsia" w:cstheme="majorBidi"/>
-      <w:color w:val="595959" w:themeColor="text1" w:themeTint="A6"/>
-      <w:spacing w:val="15"/>
-      <w:sz w:val="28"/>
-      <w:szCs w:val="28"/>
-    </w:rPr>
-  </w:style>
-  <w:style w:type="character" w:customStyle="1" w:styleId="UndertitelTegn">
-    <w:name w:val="Undertitel Tegn"/>
-    <w:basedOn w:val="Standardskrifttypeiafsnit"/>
-    <w:link w:val="Undertitel"/>
-    <w:uiPriority w:val="11"/>
-    <w:rsid w:val="001C2614"/>
-    <w:rPr>
-      <w:rFonts w:eastAsiaTheme="majorEastAsia" w:cstheme="majorBidi"/>
-      <w:color w:val="595959" w:themeColor="text1" w:themeTint="A6"/>
-      <w:spacing w:val="15"/>
-      <w:sz w:val="28"/>
-      <w:szCs w:val="28"/>
-    </w:rPr>
-  </w:style>
-  <w:style w:type="paragraph" w:styleId="Citat">
-    <w:name w:val="Quote"/>
-    <w:basedOn w:val="Normal"/>
-    <w:next w:val="Normal"/>
-    <w:link w:val="CitatTegn"/>
-    <w:uiPriority w:val="29"/>
-    <w:qFormat/>
-    <w:rsid w:val="001C2614"/>
-    <w:pPr>
-      <w:spacing w:before="160"/>
-      <w:jc w:val="center"/>
-    </w:pPr>
-    <w:rPr>
-      <w:i/>
-      <w:iCs/>
-      <w:color w:val="404040" w:themeColor="text1" w:themeTint="BF"/>
-    </w:rPr>
-  </w:style>
-  <w:style w:type="character" w:customStyle="1" w:styleId="CitatTegn">
-    <w:name w:val="Citat Tegn"/>
-    <w:basedOn w:val="Standardskrifttypeiafsnit"/>
-    <w:link w:val="Citat"/>
-    <w:uiPriority w:val="29"/>
-    <w:rsid w:val="001C2614"/>
-    <w:rPr>
-      <w:i/>
-      <w:iCs/>
-      <w:color w:val="404040" w:themeColor="text1" w:themeTint="BF"/>
-    </w:rPr>
-  </w:style>
-  <w:style w:type="paragraph" w:styleId="Listeafsnit">
-    <w:name w:val="List Paragraph"/>
-    <w:basedOn w:val="Normal"/>
-    <w:uiPriority w:val="34"/>
-    <w:qFormat/>
-    <w:rsid w:val="001C2614"/>
-    <w:pPr>
-      <w:ind w:left="720"/>
-      <w:contextualSpacing/>
-    </w:pPr>
-  </w:style>
-  <w:style w:type="character" w:styleId="Kraftigfremhvning">
-    <w:name w:val="Intense Emphasis"/>
-    <w:basedOn w:val="Standardskrifttypeiafsnit"/>
-    <w:uiPriority w:val="21"/>
-    <w:qFormat/>
-    <w:rsid w:val="001C2614"/>
-    <w:rPr>
-      <w:i/>
-      <w:iCs/>
-      <w:color w:val="0F4761" w:themeColor="accent1" w:themeShade="BF"/>
-    </w:rPr>
-  </w:style>
-  <w:style w:type="paragraph" w:styleId="Strktcitat">
-    <w:name w:val="Intense Quote"/>
-    <w:basedOn w:val="Normal"/>
-    <w:next w:val="Normal"/>
-    <w:link w:val="StrktcitatTegn"/>
-    <w:uiPriority w:val="30"/>
-    <w:qFormat/>
-    <w:rsid w:val="001C2614"/>
-    <w:pPr>
-      <w:pBdr>
-        <w:top w:val="single" w:sz="4" w:space="10" w:color="0F4761" w:themeColor="accent1" w:themeShade="BF"/>
-        <w:bottom w:val="single" w:sz="4" w:space="10" w:color="0F4761" w:themeColor="accent1" w:themeShade="BF"/>
-      </w:pBdr>
-      <w:spacing w:before="360" w:after="360"/>
-      <w:ind w:left="864" w:right="864"/>
-      <w:jc w:val="center"/>
-    </w:pPr>
-    <w:rPr>
-      <w:i/>
-      <w:iCs/>
-      <w:color w:val="0F4761" w:themeColor="accent1" w:themeShade="BF"/>
-    </w:rPr>
-  </w:style>
-  <w:style w:type="character" w:customStyle="1" w:styleId="StrktcitatTegn">
-    <w:name w:val="Stærkt citat Tegn"/>
-    <w:basedOn w:val="Standardskrifttypeiafsnit"/>
-    <w:link w:val="Strktcitat"/>
-    <w:uiPriority w:val="30"/>
-    <w:rsid w:val="001C2614"/>
-    <w:rPr>
-      <w:i/>
-      <w:iCs/>
-      <w:color w:val="0F4761" w:themeColor="accent1" w:themeShade="BF"/>
-    </w:rPr>
-  </w:style>
-  <w:style w:type="character" w:styleId="Kraftighenvisning">
-    <w:name w:val="Intense Reference"/>
-    <w:basedOn w:val="Standardskrifttypeiafsnit"/>
-    <w:uiPriority w:val="32"/>
-    <w:qFormat/>
-    <w:rsid w:val="001C2614"/>
+    <w:rsid w:val="00394243"/>
     <w:rPr>
       <w:b/>
       <w:bCs/>
-      <w:smallCaps/>
-      <w:color w:val="0F4761" w:themeColor="accent1" w:themeShade="BF"/>
-      <w:spacing w:val="5"/>
     </w:rPr>
   </w:style>
 </w:styles>
 </file>
 
 <file path=word/theme/theme1.xml><?xml version="1.0" encoding="utf-8"?>
-<a:theme xmlns:a="http://schemas.openxmlformats.org/drawingml/2006/main" name="Office-tema">
+<a:theme xmlns:a="http://schemas.openxmlformats.org/drawingml/2006/main" name="Office Theme">
   <a:themeElements>
     <a:clrScheme name="Office">
       <a:dk1>
@@ -951,39 +2214,39 @@
         <a:sysClr val="window" lastClr="FFFFFF"/>
       </a:lt1>
       <a:dk2>
-        <a:srgbClr val="0E2841"/>
+        <a:srgbClr val="44546A"/>
       </a:dk2>
       <a:lt2>
-        <a:srgbClr val="E8E8E8"/>
+        <a:srgbClr val="E7E6E6"/>
       </a:lt2>
       <a:accent1>
-        <a:srgbClr val="156082"/>
+        <a:srgbClr val="5B9BD5"/>
       </a:accent1>
       <a:accent2>
-        <a:srgbClr val="E97132"/>
+        <a:srgbClr val="ED7D31"/>
       </a:accent2>
       <a:accent3>
-        <a:srgbClr val="196B24"/>
+        <a:srgbClr val="A5A5A5"/>
       </a:accent3>
       <a:accent4>
-        <a:srgbClr val="0F9ED5"/>
+        <a:srgbClr val="FFC000"/>
       </a:accent4>
       <a:accent5>
-        <a:srgbClr val="A02B93"/>
+        <a:srgbClr val="4472C4"/>
       </a:accent5>
       <a:accent6>
-        <a:srgbClr val="4EA72E"/>
+        <a:srgbClr val="70AD47"/>
       </a:accent6>
       <a:hlink>
-        <a:srgbClr val="467886"/>
+        <a:srgbClr val="0563C1"/>
       </a:hlink>
       <a:folHlink>
-        <a:srgbClr val="96607D"/>
+        <a:srgbClr val="954F72"/>
       </a:folHlink>
     </a:clrScheme>
     <a:fontScheme name="Office">
       <a:majorFont>
-        <a:latin typeface="Aptos Display" panose="02110004020202020204"/>
+        <a:latin typeface="Calibri Light" panose="020F0302020204030204"/>
         <a:ea typeface=""/>
         <a:cs typeface=""/>
         <a:font script="Jpan" typeface="游ゴシック Light"/>
@@ -1016,26 +2279,9 @@
         <a:font script="Viet" typeface="Times New Roman"/>
         <a:font script="Uigh" typeface="Microsoft Uighur"/>
         <a:font script="Geor" typeface="Sylfaen"/>
-        <a:font script="Armn" typeface="Arial"/>
-        <a:font script="Bugi" typeface="Leelawadee UI"/>
-        <a:font script="Bopo" typeface="Microsoft JhengHei"/>
-        <a:font script="Java" typeface="Javanese Text"/>
-        <a:font script="Lisu" typeface="Segoe UI"/>
-        <a:font script="Mymr" typeface="Myanmar Text"/>
-        <a:font script="Nkoo" typeface="Ebrima"/>
-        <a:font script="Olck" typeface="Nirmala UI"/>
-        <a:font script="Osma" typeface="Ebrima"/>
-        <a:font script="Phag" typeface="Phagspa"/>
-        <a:font script="Syrn" typeface="Estrangelo Edessa"/>
-        <a:font script="Syrj" typeface="Estrangelo Edessa"/>
-        <a:font script="Syre" typeface="Estrangelo Edessa"/>
-        <a:font script="Sora" typeface="Nirmala UI"/>
-        <a:font script="Tale" typeface="Microsoft Tai Le"/>
-        <a:font script="Talu" typeface="Microsoft New Tai Lue"/>
-        <a:font script="Tfng" typeface="Ebrima"/>
       </a:majorFont>
       <a:minorFont>
-        <a:latin typeface="Aptos" panose="02110004020202020204"/>
+        <a:latin typeface="Calibri" panose="020F0502020204030204"/>
         <a:ea typeface=""/>
         <a:cs typeface=""/>
         <a:font script="Jpan" typeface="游明朝"/>
@@ -1068,23 +2314,6 @@
         <a:font script="Viet" typeface="Arial"/>
         <a:font script="Uigh" typeface="Microsoft Uighur"/>
         <a:font script="Geor" typeface="Sylfaen"/>
-        <a:font script="Armn" typeface="Arial"/>
-        <a:font script="Bugi" typeface="Leelawadee UI"/>
-        <a:font script="Bopo" typeface="Microsoft JhengHei"/>
-        <a:font script="Java" typeface="Javanese Text"/>
-        <a:font script="Lisu" typeface="Segoe UI"/>
-        <a:font script="Mymr" typeface="Myanmar Text"/>
-        <a:font script="Nkoo" typeface="Ebrima"/>
-        <a:font script="Olck" typeface="Nirmala UI"/>
-        <a:font script="Osma" typeface="Ebrima"/>
-        <a:font script="Phag" typeface="Phagspa"/>
-        <a:font script="Syrn" typeface="Estrangelo Edessa"/>
-        <a:font script="Syrj" typeface="Estrangelo Edessa"/>
-        <a:font script="Syre" typeface="Estrangelo Edessa"/>
-        <a:font script="Sora" typeface="Nirmala UI"/>
-        <a:font script="Tale" typeface="Microsoft Tai Le"/>
-        <a:font script="Talu" typeface="Microsoft New Tai Lue"/>
-        <a:font script="Tfng" typeface="Ebrima"/>
       </a:minorFont>
     </a:fontScheme>
     <a:fmtScheme name="Office">
@@ -1146,6 +2375,13 @@
         </a:gradFill>
       </a:fillStyleLst>
       <a:lnStyleLst>
+        <a:ln w="6350" cap="flat" cmpd="sng" algn="ctr">
+          <a:solidFill>
+            <a:schemeClr val="phClr"/>
+          </a:solidFill>
+          <a:prstDash val="solid"/>
+          <a:miter lim="800000"/>
+        </a:ln>
         <a:ln w="12700" cap="flat" cmpd="sng" algn="ctr">
           <a:solidFill>
             <a:schemeClr val="phClr"/>
@@ -1154,13 +2390,6 @@
           <a:miter lim="800000"/>
         </a:ln>
         <a:ln w="19050" cap="flat" cmpd="sng" algn="ctr">
-          <a:solidFill>
-            <a:schemeClr val="phClr"/>
-          </a:solidFill>
-          <a:prstDash val="solid"/>
-          <a:miter lim="800000"/>
-        </a:ln>
-        <a:ln w="25400" cap="flat" cmpd="sng" algn="ctr">
           <a:solidFill>
             <a:schemeClr val="phClr"/>
           </a:solidFill>
@@ -1225,32 +2454,24 @@
       </a:bgFillStyleLst>
     </a:fmtScheme>
   </a:themeElements>
-  <a:objectDefaults>
-    <a:lnDef>
-      <a:spPr/>
-      <a:bodyPr/>
-      <a:lstStyle/>
-      <a:style>
-        <a:lnRef idx="2">
-          <a:schemeClr val="accent1"/>
-        </a:lnRef>
-        <a:fillRef idx="0">
-          <a:schemeClr val="accent1"/>
-        </a:fillRef>
-        <a:effectRef idx="1">
-          <a:schemeClr val="accent1"/>
-        </a:effectRef>
-        <a:fontRef idx="minor">
-          <a:schemeClr val="tx1"/>
-        </a:fontRef>
-      </a:style>
-    </a:lnDef>
-  </a:objectDefaults>
+  <a:objectDefaults/>
   <a:extraClrSchemeLst/>
   <a:extLst>
     <a:ext uri="{05A4C25C-085E-4340-85A3-A5531E510DB2}">
-      <thm15:themeFamily xmlns:thm15="http://schemas.microsoft.com/office/thememl/2012/main" name="Office Theme" id="{2E142A2C-CD16-42D6-873A-C26D2A0506FA}" vid="{1BDDFF52-6CD6-40A5-AB3C-68EB2F1E4D0A}"/>
+      <thm15:themeFamily xmlns:thm15="http://schemas.microsoft.com/office/thememl/2012/main" name="Office Theme" id="{62F939B6-93AF-4DB8-9C6B-D6C7DFDC589F}" vid="{4A3C46E8-61CC-4603-A589-7422A47A8E4A}"/>
     </a:ext>
   </a:extLst>
 </a:theme>
+</file>
+
+<file path=customXml/item1.xml><?xml version="1.0" encoding="utf-8"?>
+<b:Sources xmlns:b="http://schemas.openxmlformats.org/officeDocument/2006/bibliography" xmlns="http://schemas.openxmlformats.org/officeDocument/2006/bibliography" SelectedStyle="\APASixthEditionOfficeOnline.xsl" StyleName="APA" Version="6"/>
+</file>
+
+<file path=customXml/itemProps1.xml><?xml version="1.0" encoding="utf-8"?>
+<ds:datastoreItem xmlns:ds="http://schemas.openxmlformats.org/officeDocument/2006/customXml" ds:itemID="{8448C0D7-9364-4ECC-B693-E6348F396D01}">
+  <ds:schemaRefs>
+    <ds:schemaRef ds:uri="http://schemas.openxmlformats.org/officeDocument/2006/bibliography"/>
+  </ds:schemaRefs>
+</ds:datastoreItem>
 </file>